--- a/Containerization and Container Orchestration.docx
+++ b/Containerization and Container Orchestration.docx
@@ -1032,153 +1032,143 @@
           <w:iCs/>
           <w:color w:val="404040" w:themeColor="text1" w:themeTint="BF"/>
         </w:rPr>
-        <w:t>COPY package</w:t>
-      </w:r>
-      <w:proofErr w:type="gramStart"/>
-      <w:r>
+        <w:t>ARG SERVICE_NAME</w:t>
+      </w:r>
+    </w:p>
+    <w:p>
+      <w:pPr>
+        <w:pStyle w:val="ListParagraph"/>
         <w:rPr>
           <w:i/>
           <w:iCs/>
           <w:color w:val="404040" w:themeColor="text1" w:themeTint="BF"/>
         </w:rPr>
-        <w:t>*.</w:t>
-      </w:r>
-      <w:proofErr w:type="spellStart"/>
+      </w:pPr>
       <w:r>
         <w:rPr>
           <w:i/>
           <w:iCs/>
           <w:color w:val="404040" w:themeColor="text1" w:themeTint="BF"/>
         </w:rPr>
-        <w:t>json</w:t>
-      </w:r>
-      <w:proofErr w:type="spellEnd"/>
+        <w:t>COPY ${SERVICE_NAME}/package</w:t>
+      </w:r>
+      <w:proofErr w:type="gramStart"/>
       <w:r>
         <w:rPr>
           <w:i/>
           <w:iCs/>
           <w:color w:val="404040" w:themeColor="text1" w:themeTint="BF"/>
         </w:rPr>
-        <w:t xml:space="preserve"> ./</w:t>
-      </w:r>
-      <w:proofErr w:type="gramEnd"/>
-    </w:p>
-    <w:p>
-      <w:pPr>
-        <w:pStyle w:val="ListParagraph"/>
+        <w:t>*.</w:t>
+      </w:r>
+      <w:proofErr w:type="spellStart"/>
+      <w:r>
         <w:rPr>
           <w:i/>
           <w:iCs/>
           <w:color w:val="404040" w:themeColor="text1" w:themeTint="BF"/>
         </w:rPr>
-      </w:pPr>
+        <w:t>json</w:t>
+      </w:r>
+      <w:proofErr w:type="spellEnd"/>
       <w:r>
         <w:rPr>
           <w:i/>
           <w:iCs/>
           <w:color w:val="404040" w:themeColor="text1" w:themeTint="BF"/>
         </w:rPr>
-        <w:t xml:space="preserve">RUN </w:t>
-      </w:r>
-      <w:proofErr w:type="spellStart"/>
-      <w:r>
+        <w:t xml:space="preserve"> ./</w:t>
+      </w:r>
+      <w:proofErr w:type="gramEnd"/>
+    </w:p>
+    <w:p>
+      <w:pPr>
+        <w:pStyle w:val="ListParagraph"/>
         <w:rPr>
           <w:i/>
           <w:iCs/>
           <w:color w:val="404040" w:themeColor="text1" w:themeTint="BF"/>
         </w:rPr>
-        <w:t>npm</w:t>
-      </w:r>
-      <w:proofErr w:type="spellEnd"/>
+      </w:pPr>
       <w:r>
         <w:rPr>
           <w:i/>
           <w:iCs/>
           <w:color w:val="404040" w:themeColor="text1" w:themeTint="BF"/>
         </w:rPr>
-        <w:t xml:space="preserve"> install --omit=dev</w:t>
-      </w:r>
-    </w:p>
-    <w:p>
-      <w:pPr>
-        <w:pStyle w:val="ListParagraph"/>
+        <w:t xml:space="preserve">RUN </w:t>
+      </w:r>
+      <w:proofErr w:type="spellStart"/>
+      <w:r>
         <w:rPr>
           <w:i/>
           <w:iCs/>
           <w:color w:val="404040" w:themeColor="text1" w:themeTint="BF"/>
         </w:rPr>
-      </w:pPr>
-      <w:proofErr w:type="gramStart"/>
+        <w:t>npm</w:t>
+      </w:r>
+      <w:proofErr w:type="spellEnd"/>
       <w:r>
         <w:rPr>
           <w:i/>
           <w:iCs/>
           <w:color w:val="404040" w:themeColor="text1" w:themeTint="BF"/>
         </w:rPr>
-        <w:t>COPY .</w:t>
-      </w:r>
-      <w:proofErr w:type="gramEnd"/>
-      <w:r>
+        <w:t xml:space="preserve"> ci --omit=dev</w:t>
+      </w:r>
+    </w:p>
+    <w:p>
+      <w:pPr>
+        <w:pStyle w:val="ListParagraph"/>
         <w:rPr>
           <w:i/>
           <w:iCs/>
           <w:color w:val="404040" w:themeColor="text1" w:themeTint="BF"/>
         </w:rPr>
-        <w:t xml:space="preserve"> .</w:t>
-      </w:r>
-    </w:p>
-    <w:p>
-      <w:pPr>
-        <w:pStyle w:val="ListParagraph"/>
+      </w:pPr>
+      <w:r>
         <w:rPr>
           <w:i/>
           <w:iCs/>
           <w:color w:val="404040" w:themeColor="text1" w:themeTint="BF"/>
         </w:rPr>
-      </w:pPr>
+        <w:t>COPY ${SERVICE_NAME}</w:t>
+      </w:r>
+      <w:proofErr w:type="gramStart"/>
       <w:r>
         <w:rPr>
           <w:i/>
           <w:iCs/>
           <w:color w:val="404040" w:themeColor="text1" w:themeTint="BF"/>
         </w:rPr>
-        <w:t>ENV NODE_ENV=production</w:t>
-      </w:r>
-    </w:p>
-    <w:p>
-      <w:pPr>
-        <w:pStyle w:val="ListParagraph"/>
+        <w:t>/ .</w:t>
+      </w:r>
+      <w:proofErr w:type="gramEnd"/>
+      <w:r>
         <w:rPr>
           <w:i/>
           <w:iCs/>
           <w:color w:val="404040" w:themeColor="text1" w:themeTint="BF"/>
         </w:rPr>
-      </w:pPr>
-      <w:r>
+        <w:t>/</w:t>
+      </w:r>
+    </w:p>
+    <w:p>
+      <w:pPr>
+        <w:pStyle w:val="ListParagraph"/>
         <w:rPr>
           <w:i/>
           <w:iCs/>
           <w:color w:val="404040" w:themeColor="text1" w:themeTint="BF"/>
         </w:rPr>
-        <w:t># Change 3000 if your backend uses another port</w:t>
-      </w:r>
-    </w:p>
-    <w:p>
-      <w:pPr>
-        <w:pStyle w:val="ListParagraph"/>
+      </w:pPr>
+      <w:r>
         <w:rPr>
           <w:i/>
           <w:iCs/>
           <w:color w:val="404040" w:themeColor="text1" w:themeTint="BF"/>
         </w:rPr>
-      </w:pPr>
-      <w:r>
-        <w:rPr>
-          <w:i/>
-          <w:iCs/>
-          <w:color w:val="404040" w:themeColor="text1" w:themeTint="BF"/>
-        </w:rPr>
-        <w:t>EXPOSE 3000</w:t>
+        <w:t>ENV NODE_ENV=production</w:t>
       </w:r>
     </w:p>
     <w:p>
@@ -1367,7 +1357,142 @@
           <w:i w:val="0"/>
           <w:iCs w:val="0"/>
         </w:rPr>
+        <w:drawing>
+          <wp:inline distT="0" distB="0" distL="0" distR="0" wp14:anchorId="47F53DD6" wp14:editId="2E7FAEDE">
+            <wp:extent cx="5731510" cy="3176270"/>
+            <wp:effectExtent l="0" t="0" r="2540" b="5080"/>
+            <wp:docPr id="1115396679" name="Picture 1"/>
+            <wp:cNvGraphicFramePr>
+              <a:graphicFrameLocks xmlns:a="http://schemas.openxmlformats.org/drawingml/2006/main" noChangeAspect="1"/>
+            </wp:cNvGraphicFramePr>
+            <a:graphic xmlns:a="http://schemas.openxmlformats.org/drawingml/2006/main">
+              <a:graphicData uri="http://schemas.openxmlformats.org/drawingml/2006/picture">
+                <pic:pic xmlns:pic="http://schemas.openxmlformats.org/drawingml/2006/picture">
+                  <pic:nvPicPr>
+                    <pic:cNvPr id="1115396679" name=""/>
+                    <pic:cNvPicPr/>
+                  </pic:nvPicPr>
+                  <pic:blipFill>
+                    <a:blip r:embed="rId9"/>
+                    <a:stretch>
+                      <a:fillRect/>
+                    </a:stretch>
+                  </pic:blipFill>
+                  <pic:spPr>
+                    <a:xfrm>
+                      <a:off x="0" y="0"/>
+                      <a:ext cx="5731510" cy="3176270"/>
+                    </a:xfrm>
+                    <a:prstGeom prst="rect">
+                      <a:avLst/>
+                    </a:prstGeom>
+                  </pic:spPr>
+                </pic:pic>
+              </a:graphicData>
+            </a:graphic>
+          </wp:inline>
+        </w:drawing>
+      </w:r>
+      <w:r>
+        <w:rPr>
+          <w:rStyle w:val="SubtleEmphasis"/>
+          <w:i w:val="0"/>
+          <w:iCs w:val="0"/>
+        </w:rPr>
         <w:br/>
+      </w:r>
+      <w:r>
+        <w:rPr>
+          <w:rStyle w:val="SubtleEmphasis"/>
+          <w:i w:val="0"/>
+          <w:iCs w:val="0"/>
+        </w:rPr>
+        <w:lastRenderedPageBreak/>
+        <w:drawing>
+          <wp:inline distT="0" distB="0" distL="0" distR="0" wp14:anchorId="1D2D9CB0" wp14:editId="0A5E912C">
+            <wp:extent cx="5731510" cy="3185795"/>
+            <wp:effectExtent l="0" t="0" r="2540" b="0"/>
+            <wp:docPr id="1727945826" name="Picture 1"/>
+            <wp:cNvGraphicFramePr>
+              <a:graphicFrameLocks xmlns:a="http://schemas.openxmlformats.org/drawingml/2006/main" noChangeAspect="1"/>
+            </wp:cNvGraphicFramePr>
+            <a:graphic xmlns:a="http://schemas.openxmlformats.org/drawingml/2006/main">
+              <a:graphicData uri="http://schemas.openxmlformats.org/drawingml/2006/picture">
+                <pic:pic xmlns:pic="http://schemas.openxmlformats.org/drawingml/2006/picture">
+                  <pic:nvPicPr>
+                    <pic:cNvPr id="1727945826" name=""/>
+                    <pic:cNvPicPr/>
+                  </pic:nvPicPr>
+                  <pic:blipFill>
+                    <a:blip r:embed="rId10"/>
+                    <a:stretch>
+                      <a:fillRect/>
+                    </a:stretch>
+                  </pic:blipFill>
+                  <pic:spPr>
+                    <a:xfrm>
+                      <a:off x="0" y="0"/>
+                      <a:ext cx="5731510" cy="3185795"/>
+                    </a:xfrm>
+                    <a:prstGeom prst="rect">
+                      <a:avLst/>
+                    </a:prstGeom>
+                  </pic:spPr>
+                </pic:pic>
+              </a:graphicData>
+            </a:graphic>
+          </wp:inline>
+        </w:drawing>
+      </w:r>
+      <w:r>
+        <w:rPr>
+          <w:rStyle w:val="SubtleEmphasis"/>
+          <w:i w:val="0"/>
+          <w:iCs w:val="0"/>
+        </w:rPr>
+        <w:br/>
+      </w:r>
+      <w:r>
+        <w:rPr>
+          <w:rStyle w:val="SubtleEmphasis"/>
+          <w:i w:val="0"/>
+          <w:iCs w:val="0"/>
+        </w:rPr>
+        <w:drawing>
+          <wp:inline distT="0" distB="0" distL="0" distR="0" wp14:anchorId="785FD5DF" wp14:editId="42A69769">
+            <wp:extent cx="5731510" cy="372745"/>
+            <wp:effectExtent l="0" t="0" r="2540" b="8255"/>
+            <wp:docPr id="1781210220" name="Picture 1"/>
+            <wp:cNvGraphicFramePr>
+              <a:graphicFrameLocks xmlns:a="http://schemas.openxmlformats.org/drawingml/2006/main" noChangeAspect="1"/>
+            </wp:cNvGraphicFramePr>
+            <a:graphic xmlns:a="http://schemas.openxmlformats.org/drawingml/2006/main">
+              <a:graphicData uri="http://schemas.openxmlformats.org/drawingml/2006/picture">
+                <pic:pic xmlns:pic="http://schemas.openxmlformats.org/drawingml/2006/picture">
+                  <pic:nvPicPr>
+                    <pic:cNvPr id="1781210220" name=""/>
+                    <pic:cNvPicPr/>
+                  </pic:nvPicPr>
+                  <pic:blipFill>
+                    <a:blip r:embed="rId11"/>
+                    <a:stretch>
+                      <a:fillRect/>
+                    </a:stretch>
+                  </pic:blipFill>
+                  <pic:spPr>
+                    <a:xfrm>
+                      <a:off x="0" y="0"/>
+                      <a:ext cx="5731510" cy="372745"/>
+                    </a:xfrm>
+                    <a:prstGeom prst="rect">
+                      <a:avLst/>
+                    </a:prstGeom>
+                  </pic:spPr>
+                </pic:pic>
+              </a:graphicData>
+            </a:graphic>
+          </wp:inline>
+        </w:drawing>
       </w:r>
       <w:r>
         <w:rPr>
@@ -1386,11 +1511,1926 @@
           <w:numId w:val="2"/>
         </w:numPr>
         <w:rPr>
+          <w:color w:val="404040" w:themeColor="text1" w:themeTint="BF"/>
+        </w:rPr>
+      </w:pPr>
+      <w:r>
+        <w:rPr>
+          <w:color w:val="404040" w:themeColor="text1" w:themeTint="BF"/>
+        </w:rPr>
+        <w:t>Push your images to Amazon ECR</w:t>
+      </w:r>
+      <w:r>
+        <w:rPr>
+          <w:color w:val="404040" w:themeColor="text1" w:themeTint="BF"/>
+        </w:rPr>
+        <w:t>:</w:t>
+      </w:r>
+      <w:r>
+        <w:rPr>
+          <w:color w:val="404040" w:themeColor="text1" w:themeTint="BF"/>
+        </w:rPr>
+        <w:br/>
+      </w:r>
+      <w:r>
+        <w:rPr>
+          <w:color w:val="404040" w:themeColor="text1" w:themeTint="BF"/>
+        </w:rPr>
+        <w:br/>
+      </w:r>
+      <w:r>
+        <w:rPr>
+          <w:color w:val="404040" w:themeColor="text1" w:themeTint="BF"/>
+        </w:rPr>
+        <w:drawing>
+          <wp:inline distT="0" distB="0" distL="0" distR="0" wp14:anchorId="6241D6AB" wp14:editId="5F7163B4">
+            <wp:extent cx="5731510" cy="792480"/>
+            <wp:effectExtent l="0" t="0" r="2540" b="7620"/>
+            <wp:docPr id="347221044" name="Picture 1"/>
+            <wp:cNvGraphicFramePr>
+              <a:graphicFrameLocks xmlns:a="http://schemas.openxmlformats.org/drawingml/2006/main" noChangeAspect="1"/>
+            </wp:cNvGraphicFramePr>
+            <a:graphic xmlns:a="http://schemas.openxmlformats.org/drawingml/2006/main">
+              <a:graphicData uri="http://schemas.openxmlformats.org/drawingml/2006/picture">
+                <pic:pic xmlns:pic="http://schemas.openxmlformats.org/drawingml/2006/picture">
+                  <pic:nvPicPr>
+                    <pic:cNvPr id="347221044" name=""/>
+                    <pic:cNvPicPr/>
+                  </pic:nvPicPr>
+                  <pic:blipFill>
+                    <a:blip r:embed="rId12"/>
+                    <a:stretch>
+                      <a:fillRect/>
+                    </a:stretch>
+                  </pic:blipFill>
+                  <pic:spPr>
+                    <a:xfrm>
+                      <a:off x="0" y="0"/>
+                      <a:ext cx="5731510" cy="792480"/>
+                    </a:xfrm>
+                    <a:prstGeom prst="rect">
+                      <a:avLst/>
+                    </a:prstGeom>
+                  </pic:spPr>
+                </pic:pic>
+              </a:graphicData>
+            </a:graphic>
+          </wp:inline>
+        </w:drawing>
+      </w:r>
+      <w:r>
+        <w:rPr>
+          <w:color w:val="404040" w:themeColor="text1" w:themeTint="BF"/>
+        </w:rPr>
+        <w:br/>
+      </w:r>
+      <w:r>
+        <w:rPr>
+          <w:color w:val="404040" w:themeColor="text1" w:themeTint="BF"/>
+        </w:rPr>
+        <w:drawing>
+          <wp:inline distT="0" distB="0" distL="0" distR="0" wp14:anchorId="652F0989" wp14:editId="29721425">
+            <wp:extent cx="5731510" cy="3045460"/>
+            <wp:effectExtent l="0" t="0" r="2540" b="2540"/>
+            <wp:docPr id="1329443997" name="Picture 1"/>
+            <wp:cNvGraphicFramePr>
+              <a:graphicFrameLocks xmlns:a="http://schemas.openxmlformats.org/drawingml/2006/main" noChangeAspect="1"/>
+            </wp:cNvGraphicFramePr>
+            <a:graphic xmlns:a="http://schemas.openxmlformats.org/drawingml/2006/main">
+              <a:graphicData uri="http://schemas.openxmlformats.org/drawingml/2006/picture">
+                <pic:pic xmlns:pic="http://schemas.openxmlformats.org/drawingml/2006/picture">
+                  <pic:nvPicPr>
+                    <pic:cNvPr id="1329443997" name=""/>
+                    <pic:cNvPicPr/>
+                  </pic:nvPicPr>
+                  <pic:blipFill>
+                    <a:blip r:embed="rId13"/>
+                    <a:stretch>
+                      <a:fillRect/>
+                    </a:stretch>
+                  </pic:blipFill>
+                  <pic:spPr>
+                    <a:xfrm>
+                      <a:off x="0" y="0"/>
+                      <a:ext cx="5731510" cy="3045460"/>
+                    </a:xfrm>
+                    <a:prstGeom prst="rect">
+                      <a:avLst/>
+                    </a:prstGeom>
+                  </pic:spPr>
+                </pic:pic>
+              </a:graphicData>
+            </a:graphic>
+          </wp:inline>
+        </w:drawing>
+      </w:r>
+      <w:r>
+        <w:rPr>
+          <w:color w:val="404040" w:themeColor="text1" w:themeTint="BF"/>
+        </w:rPr>
+        <w:br/>
+      </w:r>
+      <w:r>
+        <w:rPr>
+          <w:color w:val="404040" w:themeColor="text1" w:themeTint="BF"/>
+        </w:rPr>
+        <w:lastRenderedPageBreak/>
+        <w:drawing>
+          <wp:inline distT="0" distB="0" distL="0" distR="0" wp14:anchorId="194D52FA" wp14:editId="101E61B4">
+            <wp:extent cx="5731510" cy="3121025"/>
+            <wp:effectExtent l="0" t="0" r="2540" b="3175"/>
+            <wp:docPr id="1540351429" name="Picture 1"/>
+            <wp:cNvGraphicFramePr>
+              <a:graphicFrameLocks xmlns:a="http://schemas.openxmlformats.org/drawingml/2006/main" noChangeAspect="1"/>
+            </wp:cNvGraphicFramePr>
+            <a:graphic xmlns:a="http://schemas.openxmlformats.org/drawingml/2006/main">
+              <a:graphicData uri="http://schemas.openxmlformats.org/drawingml/2006/picture">
+                <pic:pic xmlns:pic="http://schemas.openxmlformats.org/drawingml/2006/picture">
+                  <pic:nvPicPr>
+                    <pic:cNvPr id="1540351429" name=""/>
+                    <pic:cNvPicPr/>
+                  </pic:nvPicPr>
+                  <pic:blipFill>
+                    <a:blip r:embed="rId14"/>
+                    <a:stretch>
+                      <a:fillRect/>
+                    </a:stretch>
+                  </pic:blipFill>
+                  <pic:spPr>
+                    <a:xfrm>
+                      <a:off x="0" y="0"/>
+                      <a:ext cx="5731510" cy="3121025"/>
+                    </a:xfrm>
+                    <a:prstGeom prst="rect">
+                      <a:avLst/>
+                    </a:prstGeom>
+                  </pic:spPr>
+                </pic:pic>
+              </a:graphicData>
+            </a:graphic>
+          </wp:inline>
+        </w:drawing>
+      </w:r>
+      <w:r>
+        <w:rPr>
+          <w:color w:val="404040" w:themeColor="text1" w:themeTint="BF"/>
+        </w:rPr>
+        <w:br/>
+      </w:r>
+      <w:r>
+        <w:rPr>
+          <w:color w:val="404040" w:themeColor="text1" w:themeTint="BF"/>
+        </w:rPr>
+        <w:t>Tag and push all three images</w:t>
+      </w:r>
+      <w:r>
+        <w:rPr>
+          <w:color w:val="404040" w:themeColor="text1" w:themeTint="BF"/>
+        </w:rPr>
+        <w:t>:</w:t>
+      </w:r>
+      <w:r>
+        <w:rPr>
+          <w:color w:val="404040" w:themeColor="text1" w:themeTint="BF"/>
+        </w:rPr>
+        <w:br/>
+      </w:r>
+      <w:r>
+        <w:rPr>
+          <w:color w:val="404040" w:themeColor="text1" w:themeTint="BF"/>
+        </w:rPr>
+        <w:drawing>
+          <wp:inline distT="0" distB="0" distL="0" distR="0" wp14:anchorId="48F7011F" wp14:editId="78014558">
+            <wp:extent cx="5731510" cy="3533140"/>
+            <wp:effectExtent l="0" t="0" r="2540" b="0"/>
+            <wp:docPr id="1909784687" name="Picture 1"/>
+            <wp:cNvGraphicFramePr>
+              <a:graphicFrameLocks xmlns:a="http://schemas.openxmlformats.org/drawingml/2006/main" noChangeAspect="1"/>
+            </wp:cNvGraphicFramePr>
+            <a:graphic xmlns:a="http://schemas.openxmlformats.org/drawingml/2006/main">
+              <a:graphicData uri="http://schemas.openxmlformats.org/drawingml/2006/picture">
+                <pic:pic xmlns:pic="http://schemas.openxmlformats.org/drawingml/2006/picture">
+                  <pic:nvPicPr>
+                    <pic:cNvPr id="1909784687" name=""/>
+                    <pic:cNvPicPr/>
+                  </pic:nvPicPr>
+                  <pic:blipFill>
+                    <a:blip r:embed="rId15"/>
+                    <a:stretch>
+                      <a:fillRect/>
+                    </a:stretch>
+                  </pic:blipFill>
+                  <pic:spPr>
+                    <a:xfrm>
+                      <a:off x="0" y="0"/>
+                      <a:ext cx="5731510" cy="3533140"/>
+                    </a:xfrm>
+                    <a:prstGeom prst="rect">
+                      <a:avLst/>
+                    </a:prstGeom>
+                  </pic:spPr>
+                </pic:pic>
+              </a:graphicData>
+            </a:graphic>
+          </wp:inline>
+        </w:drawing>
+      </w:r>
+      <w:r>
+        <w:rPr>
+          <w:color w:val="404040" w:themeColor="text1" w:themeTint="BF"/>
+        </w:rPr>
+        <w:br/>
+      </w:r>
+      <w:r>
+        <w:rPr>
+          <w:color w:val="404040" w:themeColor="text1" w:themeTint="BF"/>
+        </w:rPr>
+        <w:drawing>
+          <wp:inline distT="0" distB="0" distL="0" distR="0" wp14:anchorId="350F78F1" wp14:editId="644FC6B9">
+            <wp:extent cx="5731510" cy="1617345"/>
+            <wp:effectExtent l="0" t="0" r="2540" b="1905"/>
+            <wp:docPr id="2055781304" name="Picture 1"/>
+            <wp:cNvGraphicFramePr>
+              <a:graphicFrameLocks xmlns:a="http://schemas.openxmlformats.org/drawingml/2006/main" noChangeAspect="1"/>
+            </wp:cNvGraphicFramePr>
+            <a:graphic xmlns:a="http://schemas.openxmlformats.org/drawingml/2006/main">
+              <a:graphicData uri="http://schemas.openxmlformats.org/drawingml/2006/picture">
+                <pic:pic xmlns:pic="http://schemas.openxmlformats.org/drawingml/2006/picture">
+                  <pic:nvPicPr>
+                    <pic:cNvPr id="2055781304" name=""/>
+                    <pic:cNvPicPr/>
+                  </pic:nvPicPr>
+                  <pic:blipFill>
+                    <a:blip r:embed="rId16"/>
+                    <a:stretch>
+                      <a:fillRect/>
+                    </a:stretch>
+                  </pic:blipFill>
+                  <pic:spPr>
+                    <a:xfrm>
+                      <a:off x="0" y="0"/>
+                      <a:ext cx="5731510" cy="1617345"/>
+                    </a:xfrm>
+                    <a:prstGeom prst="rect">
+                      <a:avLst/>
+                    </a:prstGeom>
+                  </pic:spPr>
+                </pic:pic>
+              </a:graphicData>
+            </a:graphic>
+          </wp:inline>
+        </w:drawing>
+      </w:r>
+      <w:r>
+        <w:rPr>
+          <w:color w:val="404040" w:themeColor="text1" w:themeTint="BF"/>
+        </w:rPr>
+        <w:br/>
+      </w:r>
+      <w:r>
+        <w:rPr>
+          <w:color w:val="404040" w:themeColor="text1" w:themeTint="BF"/>
+        </w:rPr>
+        <w:lastRenderedPageBreak/>
+        <w:drawing>
+          <wp:inline distT="0" distB="0" distL="0" distR="0" wp14:anchorId="52BA8A3C" wp14:editId="17991F35">
+            <wp:extent cx="5731510" cy="1544320"/>
+            <wp:effectExtent l="0" t="0" r="2540" b="0"/>
+            <wp:docPr id="1155859443" name="Picture 1"/>
+            <wp:cNvGraphicFramePr>
+              <a:graphicFrameLocks xmlns:a="http://schemas.openxmlformats.org/drawingml/2006/main" noChangeAspect="1"/>
+            </wp:cNvGraphicFramePr>
+            <a:graphic xmlns:a="http://schemas.openxmlformats.org/drawingml/2006/main">
+              <a:graphicData uri="http://schemas.openxmlformats.org/drawingml/2006/picture">
+                <pic:pic xmlns:pic="http://schemas.openxmlformats.org/drawingml/2006/picture">
+                  <pic:nvPicPr>
+                    <pic:cNvPr id="1155859443" name=""/>
+                    <pic:cNvPicPr/>
+                  </pic:nvPicPr>
+                  <pic:blipFill>
+                    <a:blip r:embed="rId17"/>
+                    <a:stretch>
+                      <a:fillRect/>
+                    </a:stretch>
+                  </pic:blipFill>
+                  <pic:spPr>
+                    <a:xfrm>
+                      <a:off x="0" y="0"/>
+                      <a:ext cx="5731510" cy="1544320"/>
+                    </a:xfrm>
+                    <a:prstGeom prst="rect">
+                      <a:avLst/>
+                    </a:prstGeom>
+                  </pic:spPr>
+                </pic:pic>
+              </a:graphicData>
+            </a:graphic>
+          </wp:inline>
+        </w:drawing>
+      </w:r>
+      <w:r>
+        <w:rPr>
+          <w:color w:val="404040" w:themeColor="text1" w:themeTint="BF"/>
+        </w:rPr>
+        <w:br/>
+      </w:r>
+      <w:r>
+        <w:rPr>
+          <w:color w:val="404040" w:themeColor="text1" w:themeTint="BF"/>
+        </w:rPr>
+        <w:drawing>
+          <wp:inline distT="0" distB="0" distL="0" distR="0" wp14:anchorId="1C674DC4" wp14:editId="2AEE2F01">
+            <wp:extent cx="5731510" cy="1430020"/>
+            <wp:effectExtent l="0" t="0" r="2540" b="0"/>
+            <wp:docPr id="1204586401" name="Picture 1"/>
+            <wp:cNvGraphicFramePr>
+              <a:graphicFrameLocks xmlns:a="http://schemas.openxmlformats.org/drawingml/2006/main" noChangeAspect="1"/>
+            </wp:cNvGraphicFramePr>
+            <a:graphic xmlns:a="http://schemas.openxmlformats.org/drawingml/2006/main">
+              <a:graphicData uri="http://schemas.openxmlformats.org/drawingml/2006/picture">
+                <pic:pic xmlns:pic="http://schemas.openxmlformats.org/drawingml/2006/picture">
+                  <pic:nvPicPr>
+                    <pic:cNvPr id="1204586401" name=""/>
+                    <pic:cNvPicPr/>
+                  </pic:nvPicPr>
+                  <pic:blipFill>
+                    <a:blip r:embed="rId18"/>
+                    <a:stretch>
+                      <a:fillRect/>
+                    </a:stretch>
+                  </pic:blipFill>
+                  <pic:spPr>
+                    <a:xfrm>
+                      <a:off x="0" y="0"/>
+                      <a:ext cx="5731510" cy="1430020"/>
+                    </a:xfrm>
+                    <a:prstGeom prst="rect">
+                      <a:avLst/>
+                    </a:prstGeom>
+                  </pic:spPr>
+                </pic:pic>
+              </a:graphicData>
+            </a:graphic>
+          </wp:inline>
+        </w:drawing>
+      </w:r>
+    </w:p>
+    <w:p>
+      <w:pPr>
+        <w:pStyle w:val="ListParagraph"/>
+        <w:numPr>
+          <w:ilvl w:val="0"/>
+          <w:numId w:val="2"/>
+        </w:numPr>
+        <w:rPr>
+          <w:color w:val="404040" w:themeColor="text1" w:themeTint="BF"/>
+        </w:rPr>
+      </w:pPr>
+      <w:r>
+        <w:rPr>
+          <w:color w:val="404040" w:themeColor="text1" w:themeTint="BF"/>
+        </w:rPr>
+        <w:t>Configure Jenkins jobs:</w:t>
+      </w:r>
+      <w:r>
+        <w:rPr>
+          <w:color w:val="404040" w:themeColor="text1" w:themeTint="BF"/>
+        </w:rPr>
+        <w:br/>
+      </w:r>
+      <w:r>
+        <w:rPr>
+          <w:color w:val="404040" w:themeColor="text1" w:themeTint="BF"/>
+        </w:rPr>
+        <w:br/>
+      </w:r>
+      <w:proofErr w:type="spellStart"/>
+      <w:r>
+        <w:rPr>
+          <w:color w:val="404040" w:themeColor="text1" w:themeTint="BF"/>
+          <w:u w:val="single"/>
+        </w:rPr>
+        <w:t>Jenkinsfile</w:t>
+      </w:r>
+      <w:proofErr w:type="spellEnd"/>
+      <w:r>
+        <w:rPr>
+          <w:color w:val="404040" w:themeColor="text1" w:themeTint="BF"/>
+          <w:u w:val="single"/>
+        </w:rPr>
+        <w:t>:</w:t>
+      </w:r>
+      <w:r>
+        <w:rPr>
+          <w:color w:val="404040" w:themeColor="text1" w:themeTint="BF"/>
+        </w:rPr>
+        <w:br/>
+      </w:r>
+      <w:r>
+        <w:rPr>
+          <w:color w:val="404040" w:themeColor="text1" w:themeTint="BF"/>
+        </w:rPr>
+        <w:br/>
+      </w:r>
+      <w:r>
+        <w:rPr>
+          <w:color w:val="404040" w:themeColor="text1" w:themeTint="BF"/>
+        </w:rPr>
+        <w:t>pipeline {</w:t>
+      </w:r>
+    </w:p>
+    <w:p>
+      <w:pPr>
+        <w:pStyle w:val="ListParagraph"/>
+      </w:pPr>
+      <w:r>
+        <w:t>    agent any</w:t>
+      </w:r>
+    </w:p>
+    <w:p>
+      <w:pPr>
+        <w:pStyle w:val="ListParagraph"/>
+      </w:pPr>
+    </w:p>
+    <w:p>
+      <w:pPr>
+        <w:pStyle w:val="ListParagraph"/>
+      </w:pPr>
+      <w:r>
+        <w:t>    options {</w:t>
+      </w:r>
+    </w:p>
+    <w:p>
+      <w:pPr>
+        <w:pStyle w:val="ListParagraph"/>
+      </w:pPr>
+      <w:r>
+        <w:t xml:space="preserve">        </w:t>
+      </w:r>
+      <w:proofErr w:type="gramStart"/>
+      <w:r>
+        <w:t>timestamps(</w:t>
+      </w:r>
+      <w:proofErr w:type="gramEnd"/>
+      <w:r>
+        <w:t>)</w:t>
+      </w:r>
+    </w:p>
+    <w:p>
+      <w:pPr>
+        <w:pStyle w:val="ListParagraph"/>
+      </w:pPr>
+      <w:r>
+        <w:t xml:space="preserve">        </w:t>
+      </w:r>
+      <w:proofErr w:type="spellStart"/>
+      <w:proofErr w:type="gramStart"/>
+      <w:r>
+        <w:t>disableConcurrentBuilds</w:t>
+      </w:r>
+      <w:proofErr w:type="spellEnd"/>
+      <w:r>
+        <w:t>(</w:t>
+      </w:r>
+      <w:proofErr w:type="gramEnd"/>
+      <w:r>
+        <w:t>)</w:t>
+      </w:r>
+    </w:p>
+    <w:p>
+      <w:pPr>
+        <w:pStyle w:val="ListParagraph"/>
+      </w:pPr>
+      <w:r>
+        <w:t>    }</w:t>
+      </w:r>
+    </w:p>
+    <w:p>
+      <w:pPr>
+        <w:pStyle w:val="ListParagraph"/>
+      </w:pPr>
+    </w:p>
+    <w:p>
+      <w:pPr>
+        <w:pStyle w:val="ListParagraph"/>
+      </w:pPr>
+      <w:r>
+        <w:t>    environment {</w:t>
+      </w:r>
+    </w:p>
+    <w:p>
+      <w:pPr>
+        <w:pStyle w:val="ListParagraph"/>
+      </w:pPr>
+      <w:r>
+        <w:t>        AWS_REGION = 'us-east-1'</w:t>
+      </w:r>
+    </w:p>
+    <w:p>
+      <w:pPr>
+        <w:pStyle w:val="ListParagraph"/>
+      </w:pPr>
+      <w:r>
+        <w:t>        FRONTEND_REPO = 'streaming-frontend'</w:t>
+      </w:r>
+    </w:p>
+    <w:p>
+      <w:pPr>
+        <w:pStyle w:val="ListParagraph"/>
+      </w:pPr>
+      <w:r>
+        <w:t>        HELLO_REPO = 'streaming-hello'</w:t>
+      </w:r>
+    </w:p>
+    <w:p>
+      <w:pPr>
+        <w:pStyle w:val="ListParagraph"/>
+      </w:pPr>
+      <w:r>
+        <w:t>        PROFILE_REPO = 'streaming-profile'</w:t>
+      </w:r>
+    </w:p>
+    <w:p>
+      <w:pPr>
+        <w:pStyle w:val="ListParagraph"/>
+      </w:pPr>
+      <w:r>
+        <w:t>    }</w:t>
+      </w:r>
+    </w:p>
+    <w:p>
+      <w:pPr>
+        <w:pStyle w:val="ListParagraph"/>
+      </w:pPr>
+    </w:p>
+    <w:p>
+      <w:pPr>
+        <w:pStyle w:val="ListParagraph"/>
+      </w:pPr>
+      <w:r>
+        <w:t>    stages {</w:t>
+      </w:r>
+    </w:p>
+    <w:p>
+      <w:pPr>
+        <w:pStyle w:val="ListParagraph"/>
+      </w:pPr>
+      <w:r>
+        <w:t>        stage('Checkout') {</w:t>
+      </w:r>
+    </w:p>
+    <w:p>
+      <w:pPr>
+        <w:pStyle w:val="ListParagraph"/>
+      </w:pPr>
+      <w:r>
+        <w:t>            steps {</w:t>
+      </w:r>
+    </w:p>
+    <w:p>
+      <w:pPr>
+        <w:pStyle w:val="ListParagraph"/>
+      </w:pPr>
+      <w:r>
+        <w:t xml:space="preserve">                checkout </w:t>
+      </w:r>
+      <w:proofErr w:type="spellStart"/>
+      <w:r>
+        <w:t>scm</w:t>
+      </w:r>
+      <w:proofErr w:type="spellEnd"/>
+    </w:p>
+    <w:p>
+      <w:pPr>
+        <w:pStyle w:val="ListParagraph"/>
+      </w:pPr>
+      <w:r>
+        <w:t>            }</w:t>
+      </w:r>
+    </w:p>
+    <w:p>
+      <w:pPr>
+        <w:pStyle w:val="ListParagraph"/>
+      </w:pPr>
+      <w:r>
+        <w:t>        }</w:t>
+      </w:r>
+    </w:p>
+    <w:p>
+      <w:pPr>
+        <w:pStyle w:val="ListParagraph"/>
+      </w:pPr>
+    </w:p>
+    <w:p>
+      <w:pPr>
+        <w:pStyle w:val="ListParagraph"/>
+      </w:pPr>
+      <w:r>
+        <w:t>        stage('Test') {</w:t>
+      </w:r>
+    </w:p>
+    <w:p>
+      <w:pPr>
+        <w:pStyle w:val="ListParagraph"/>
+      </w:pPr>
+      <w:r>
+        <w:t>            steps {</w:t>
+      </w:r>
+    </w:p>
+    <w:p>
+      <w:pPr>
+        <w:pStyle w:val="ListParagraph"/>
+      </w:pPr>
+      <w:r>
+        <w:t>                echo 'Checking application package files'</w:t>
+      </w:r>
+    </w:p>
+    <w:p>
+      <w:pPr>
+        <w:pStyle w:val="ListParagraph"/>
+      </w:pPr>
+    </w:p>
+    <w:p>
+      <w:pPr>
+        <w:pStyle w:val="ListParagraph"/>
+      </w:pPr>
+      <w:r>
+        <w:t xml:space="preserve">                </w:t>
+      </w:r>
+      <w:proofErr w:type="spellStart"/>
+      <w:r>
+        <w:t>sh</w:t>
+      </w:r>
+      <w:proofErr w:type="spellEnd"/>
+      <w:r>
+        <w:t xml:space="preserve"> '''</w:t>
+      </w:r>
+    </w:p>
+    <w:p>
+      <w:pPr>
+        <w:pStyle w:val="ListParagraph"/>
+      </w:pPr>
+      <w:r>
+        <w:lastRenderedPageBreak/>
+        <w:t>                    set -</w:t>
+      </w:r>
+      <w:proofErr w:type="spellStart"/>
+      <w:r>
+        <w:t>eu</w:t>
+      </w:r>
+      <w:proofErr w:type="spellEnd"/>
+    </w:p>
+    <w:p>
+      <w:pPr>
+        <w:pStyle w:val="ListParagraph"/>
+      </w:pPr>
+      <w:r>
+        <w:t>                    test -f frontend/</w:t>
+      </w:r>
+      <w:proofErr w:type="spellStart"/>
+      <w:r>
+        <w:t>package.json</w:t>
+      </w:r>
+      <w:proofErr w:type="spellEnd"/>
+    </w:p>
+    <w:p>
+      <w:pPr>
+        <w:pStyle w:val="ListParagraph"/>
+      </w:pPr>
+      <w:r>
+        <w:t>                    test -f backend/</w:t>
+      </w:r>
+      <w:proofErr w:type="spellStart"/>
+      <w:r>
+        <w:t>helloService</w:t>
+      </w:r>
+      <w:proofErr w:type="spellEnd"/>
+      <w:r>
+        <w:t>/</w:t>
+      </w:r>
+      <w:proofErr w:type="spellStart"/>
+      <w:r>
+        <w:t>package.json</w:t>
+      </w:r>
+      <w:proofErr w:type="spellEnd"/>
+    </w:p>
+    <w:p>
+      <w:pPr>
+        <w:pStyle w:val="ListParagraph"/>
+      </w:pPr>
+      <w:r>
+        <w:t>                    test -f backend/</w:t>
+      </w:r>
+      <w:proofErr w:type="spellStart"/>
+      <w:r>
+        <w:t>profileService</w:t>
+      </w:r>
+      <w:proofErr w:type="spellEnd"/>
+      <w:r>
+        <w:t>/</w:t>
+      </w:r>
+      <w:proofErr w:type="spellStart"/>
+      <w:r>
+        <w:t>package.json</w:t>
+      </w:r>
+      <w:proofErr w:type="spellEnd"/>
+    </w:p>
+    <w:p>
+      <w:pPr>
+        <w:pStyle w:val="ListParagraph"/>
+      </w:pPr>
+      <w:r>
+        <w:t>                '''</w:t>
+      </w:r>
+    </w:p>
+    <w:p>
+      <w:pPr>
+        <w:pStyle w:val="ListParagraph"/>
+      </w:pPr>
+      <w:r>
+        <w:t>            }</w:t>
+      </w:r>
+    </w:p>
+    <w:p>
+      <w:pPr>
+        <w:pStyle w:val="ListParagraph"/>
+      </w:pPr>
+      <w:r>
+        <w:t>        }</w:t>
+      </w:r>
+    </w:p>
+    <w:p>
+      <w:pPr>
+        <w:pStyle w:val="ListParagraph"/>
+      </w:pPr>
+    </w:p>
+    <w:p>
+      <w:pPr>
+        <w:pStyle w:val="ListParagraph"/>
+      </w:pPr>
+      <w:r>
+        <w:t xml:space="preserve">        </w:t>
+      </w:r>
+      <w:proofErr w:type="gramStart"/>
+      <w:r>
+        <w:t>stage(</w:t>
+      </w:r>
+      <w:proofErr w:type="gramEnd"/>
+      <w:r>
+        <w:t>'Build Docker Images') {</w:t>
+      </w:r>
+    </w:p>
+    <w:p>
+      <w:pPr>
+        <w:pStyle w:val="ListParagraph"/>
+      </w:pPr>
+      <w:r>
+        <w:t>            steps {</w:t>
+      </w:r>
+    </w:p>
+    <w:p>
+      <w:pPr>
+        <w:pStyle w:val="ListParagraph"/>
+      </w:pPr>
+      <w:r>
+        <w:t xml:space="preserve">                </w:t>
+      </w:r>
+      <w:proofErr w:type="spellStart"/>
+      <w:r>
+        <w:t>sh</w:t>
+      </w:r>
+      <w:proofErr w:type="spellEnd"/>
+      <w:r>
+        <w:t xml:space="preserve"> '''</w:t>
+      </w:r>
+    </w:p>
+    <w:p>
+      <w:pPr>
+        <w:pStyle w:val="ListParagraph"/>
+      </w:pPr>
+      <w:r>
+        <w:t>                    set -</w:t>
+      </w:r>
+      <w:proofErr w:type="spellStart"/>
+      <w:r>
+        <w:t>eu</w:t>
+      </w:r>
+      <w:proofErr w:type="spellEnd"/>
+    </w:p>
+    <w:p>
+      <w:pPr>
+        <w:pStyle w:val="ListParagraph"/>
+      </w:pPr>
+    </w:p>
+    <w:p>
+      <w:pPr>
+        <w:pStyle w:val="ListParagraph"/>
+      </w:pPr>
+      <w:r>
+        <w:t>                    docker build \</w:t>
+      </w:r>
+    </w:p>
+    <w:p>
+      <w:pPr>
+        <w:pStyle w:val="ListParagraph"/>
+      </w:pPr>
+      <w:r>
+        <w:t xml:space="preserve">                      -t </w:t>
+      </w:r>
+      <w:proofErr w:type="spellStart"/>
+      <w:r>
+        <w:t>streaming-</w:t>
+      </w:r>
+      <w:proofErr w:type="gramStart"/>
+      <w:r>
+        <w:t>frontend:local</w:t>
+      </w:r>
+      <w:proofErr w:type="spellEnd"/>
+      <w:r>
+        <w:t xml:space="preserve"> ./</w:t>
+      </w:r>
+      <w:proofErr w:type="gramEnd"/>
+      <w:r>
+        <w:t>frontend</w:t>
+      </w:r>
+    </w:p>
+    <w:p>
+      <w:pPr>
+        <w:pStyle w:val="ListParagraph"/>
+      </w:pPr>
+    </w:p>
+    <w:p>
+      <w:pPr>
+        <w:pStyle w:val="ListParagraph"/>
+      </w:pPr>
+      <w:r>
+        <w:t>                    docker build \</w:t>
+      </w:r>
+    </w:p>
+    <w:p>
+      <w:pPr>
+        <w:pStyle w:val="ListParagraph"/>
+      </w:pPr>
+      <w:r>
+        <w:t>                      -f backend/</w:t>
+      </w:r>
+      <w:proofErr w:type="spellStart"/>
+      <w:r>
+        <w:t>Dockerfile</w:t>
+      </w:r>
+      <w:proofErr w:type="spellEnd"/>
+      <w:r>
+        <w:t xml:space="preserve"> \</w:t>
+      </w:r>
+    </w:p>
+    <w:p>
+      <w:pPr>
+        <w:pStyle w:val="ListParagraph"/>
+      </w:pPr>
+      <w:r>
+        <w:t>                      --build-</w:t>
+      </w:r>
+      <w:proofErr w:type="spellStart"/>
+      <w:r>
+        <w:t>arg</w:t>
+      </w:r>
+      <w:proofErr w:type="spellEnd"/>
+      <w:r>
+        <w:t xml:space="preserve"> SERVICE_NAME=</w:t>
+      </w:r>
+      <w:proofErr w:type="spellStart"/>
+      <w:r>
+        <w:t>helloService</w:t>
+      </w:r>
+      <w:proofErr w:type="spellEnd"/>
+      <w:r>
+        <w:t xml:space="preserve"> \</w:t>
+      </w:r>
+    </w:p>
+    <w:p>
+      <w:pPr>
+        <w:pStyle w:val="ListParagraph"/>
+      </w:pPr>
+      <w:r>
+        <w:t xml:space="preserve">                      -t </w:t>
+      </w:r>
+      <w:proofErr w:type="spellStart"/>
+      <w:r>
+        <w:t>streaming-</w:t>
+      </w:r>
+      <w:proofErr w:type="gramStart"/>
+      <w:r>
+        <w:t>hello:local</w:t>
+      </w:r>
+      <w:proofErr w:type="spellEnd"/>
+      <w:r>
+        <w:t xml:space="preserve"> ./</w:t>
+      </w:r>
+      <w:proofErr w:type="gramEnd"/>
+      <w:r>
+        <w:t>backend</w:t>
+      </w:r>
+    </w:p>
+    <w:p>
+      <w:pPr>
+        <w:pStyle w:val="ListParagraph"/>
+      </w:pPr>
+    </w:p>
+    <w:p>
+      <w:pPr>
+        <w:pStyle w:val="ListParagraph"/>
+      </w:pPr>
+      <w:r>
+        <w:t>                    docker build \</w:t>
+      </w:r>
+    </w:p>
+    <w:p>
+      <w:pPr>
+        <w:pStyle w:val="ListParagraph"/>
+      </w:pPr>
+      <w:r>
+        <w:t>                      -f backend/</w:t>
+      </w:r>
+      <w:proofErr w:type="spellStart"/>
+      <w:r>
+        <w:t>Dockerfile</w:t>
+      </w:r>
+      <w:proofErr w:type="spellEnd"/>
+      <w:r>
+        <w:t xml:space="preserve"> \</w:t>
+      </w:r>
+    </w:p>
+    <w:p>
+      <w:pPr>
+        <w:pStyle w:val="ListParagraph"/>
+      </w:pPr>
+      <w:r>
+        <w:t>                      --build-</w:t>
+      </w:r>
+      <w:proofErr w:type="spellStart"/>
+      <w:r>
+        <w:t>arg</w:t>
+      </w:r>
+      <w:proofErr w:type="spellEnd"/>
+      <w:r>
+        <w:t xml:space="preserve"> SERVICE_NAME=</w:t>
+      </w:r>
+      <w:proofErr w:type="spellStart"/>
+      <w:r>
+        <w:t>profileService</w:t>
+      </w:r>
+      <w:proofErr w:type="spellEnd"/>
+      <w:r>
+        <w:t xml:space="preserve"> \</w:t>
+      </w:r>
+    </w:p>
+    <w:p>
+      <w:pPr>
+        <w:pStyle w:val="ListParagraph"/>
+      </w:pPr>
+      <w:r>
+        <w:t xml:space="preserve">                      -t </w:t>
+      </w:r>
+      <w:proofErr w:type="spellStart"/>
+      <w:r>
+        <w:t>streaming-</w:t>
+      </w:r>
+      <w:proofErr w:type="gramStart"/>
+      <w:r>
+        <w:t>profile:local</w:t>
+      </w:r>
+      <w:proofErr w:type="spellEnd"/>
+      <w:r>
+        <w:t xml:space="preserve"> ./</w:t>
+      </w:r>
+      <w:proofErr w:type="gramEnd"/>
+      <w:r>
+        <w:t>backend</w:t>
+      </w:r>
+    </w:p>
+    <w:p>
+      <w:pPr>
+        <w:pStyle w:val="ListParagraph"/>
+      </w:pPr>
+      <w:r>
+        <w:t>                '''</w:t>
+      </w:r>
+    </w:p>
+    <w:p>
+      <w:pPr>
+        <w:pStyle w:val="ListParagraph"/>
+      </w:pPr>
+      <w:r>
+        <w:t>            }</w:t>
+      </w:r>
+    </w:p>
+    <w:p>
+      <w:pPr>
+        <w:pStyle w:val="ListParagraph"/>
+      </w:pPr>
+      <w:r>
+        <w:t>        }</w:t>
+      </w:r>
+    </w:p>
+    <w:p>
+      <w:pPr>
+        <w:pStyle w:val="ListParagraph"/>
+      </w:pPr>
+    </w:p>
+    <w:p>
+      <w:pPr>
+        <w:pStyle w:val="ListParagraph"/>
+      </w:pPr>
+      <w:r>
+        <w:t xml:space="preserve">        </w:t>
+      </w:r>
+      <w:proofErr w:type="gramStart"/>
+      <w:r>
+        <w:t>stage(</w:t>
+      </w:r>
+      <w:proofErr w:type="gramEnd"/>
+      <w:r>
+        <w:t>'Login to Amazon ECR') {</w:t>
+      </w:r>
+    </w:p>
+    <w:p>
+      <w:pPr>
+        <w:pStyle w:val="ListParagraph"/>
+      </w:pPr>
+      <w:r>
+        <w:t>            steps {</w:t>
+      </w:r>
+    </w:p>
+    <w:p>
+      <w:pPr>
+        <w:pStyle w:val="ListParagraph"/>
+      </w:pPr>
+      <w:r>
+        <w:t xml:space="preserve">                </w:t>
+      </w:r>
+      <w:proofErr w:type="spellStart"/>
+      <w:r>
+        <w:t>sh</w:t>
+      </w:r>
+      <w:proofErr w:type="spellEnd"/>
+      <w:r>
+        <w:t xml:space="preserve"> '''</w:t>
+      </w:r>
+    </w:p>
+    <w:p>
+      <w:pPr>
+        <w:pStyle w:val="ListParagraph"/>
+      </w:pPr>
+      <w:r>
+        <w:t>                    set -</w:t>
+      </w:r>
+      <w:proofErr w:type="spellStart"/>
+      <w:r>
+        <w:t>eu</w:t>
+      </w:r>
+      <w:proofErr w:type="spellEnd"/>
+    </w:p>
+    <w:p>
+      <w:pPr>
+        <w:pStyle w:val="ListParagraph"/>
+      </w:pPr>
+    </w:p>
+    <w:p>
+      <w:pPr>
+        <w:pStyle w:val="ListParagraph"/>
+      </w:pPr>
+      <w:r>
+        <w:t>                    ACCOUNT_ID=$(</w:t>
+      </w:r>
+      <w:proofErr w:type="spellStart"/>
+      <w:r>
+        <w:t>aws</w:t>
+      </w:r>
+      <w:proofErr w:type="spellEnd"/>
+      <w:r>
+        <w:t xml:space="preserve"> </w:t>
+      </w:r>
+      <w:proofErr w:type="spellStart"/>
+      <w:r>
+        <w:t>sts</w:t>
+      </w:r>
+      <w:proofErr w:type="spellEnd"/>
+      <w:r>
+        <w:t xml:space="preserve"> get-caller-identity \</w:t>
+      </w:r>
+    </w:p>
+    <w:p>
+      <w:pPr>
+        <w:pStyle w:val="ListParagraph"/>
+      </w:pPr>
+      <w:r>
+        <w:t>                      --query Account --output text)</w:t>
+      </w:r>
+    </w:p>
+    <w:p>
+      <w:pPr>
+        <w:pStyle w:val="ListParagraph"/>
+      </w:pPr>
+    </w:p>
+    <w:p>
+      <w:pPr>
+        <w:pStyle w:val="ListParagraph"/>
+      </w:pPr>
+      <w:r>
+        <w:t>                    REGISTRY="${ACCOUNT_ID</w:t>
+      </w:r>
+      <w:proofErr w:type="gramStart"/>
+      <w:r>
+        <w:t>}.</w:t>
+      </w:r>
+      <w:proofErr w:type="spellStart"/>
+      <w:r>
+        <w:t>dkr.ecr</w:t>
+      </w:r>
+      <w:proofErr w:type="spellEnd"/>
+      <w:proofErr w:type="gramEnd"/>
+      <w:r>
+        <w:t>.${AWS_REGION</w:t>
+      </w:r>
+      <w:proofErr w:type="gramStart"/>
+      <w:r>
+        <w:t>}.amazonaws.com</w:t>
+      </w:r>
+      <w:proofErr w:type="gramEnd"/>
+      <w:r>
+        <w:t>"</w:t>
+      </w:r>
+    </w:p>
+    <w:p>
+      <w:pPr>
+        <w:pStyle w:val="ListParagraph"/>
+      </w:pPr>
+    </w:p>
+    <w:p>
+      <w:pPr>
+        <w:pStyle w:val="ListParagraph"/>
+      </w:pPr>
+      <w:r>
+        <w:t xml:space="preserve">                    </w:t>
+      </w:r>
+      <w:proofErr w:type="spellStart"/>
+      <w:r>
+        <w:t>aws</w:t>
+      </w:r>
+      <w:proofErr w:type="spellEnd"/>
+      <w:r>
+        <w:t xml:space="preserve"> </w:t>
+      </w:r>
+      <w:proofErr w:type="spellStart"/>
+      <w:r>
+        <w:t>ecr</w:t>
+      </w:r>
+      <w:proofErr w:type="spellEnd"/>
+      <w:r>
+        <w:t xml:space="preserve"> get-login-password \</w:t>
+      </w:r>
+    </w:p>
+    <w:p>
+      <w:pPr>
+        <w:pStyle w:val="ListParagraph"/>
+      </w:pPr>
+      <w:r>
+        <w:t>                      --region "$AWS_REGION" |</w:t>
+      </w:r>
+    </w:p>
+    <w:p>
+      <w:pPr>
+        <w:pStyle w:val="ListParagraph"/>
+      </w:pPr>
+      <w:r>
+        <w:t>                      docker login \</w:t>
+      </w:r>
+    </w:p>
+    <w:p>
+      <w:pPr>
+        <w:pStyle w:val="ListParagraph"/>
+      </w:pPr>
+      <w:r>
+        <w:t>                        --username AWS \</w:t>
+      </w:r>
+    </w:p>
+    <w:p>
+      <w:pPr>
+        <w:pStyle w:val="ListParagraph"/>
+      </w:pPr>
+      <w:r>
+        <w:t>                        --password-stdin "$REGISTRY"</w:t>
+      </w:r>
+    </w:p>
+    <w:p>
+      <w:pPr>
+        <w:pStyle w:val="ListParagraph"/>
+      </w:pPr>
+      <w:r>
+        <w:t>                '''</w:t>
+      </w:r>
+    </w:p>
+    <w:p>
+      <w:pPr>
+        <w:pStyle w:val="ListParagraph"/>
+      </w:pPr>
+      <w:r>
+        <w:t>            }</w:t>
+      </w:r>
+    </w:p>
+    <w:p>
+      <w:pPr>
+        <w:pStyle w:val="ListParagraph"/>
+      </w:pPr>
+      <w:r>
+        <w:t>        }</w:t>
+      </w:r>
+    </w:p>
+    <w:p>
+      <w:pPr>
+        <w:pStyle w:val="ListParagraph"/>
+      </w:pPr>
+    </w:p>
+    <w:p>
+      <w:pPr>
+        <w:pStyle w:val="ListParagraph"/>
+      </w:pPr>
+      <w:r>
+        <w:lastRenderedPageBreak/>
+        <w:t xml:space="preserve">        </w:t>
+      </w:r>
+      <w:proofErr w:type="gramStart"/>
+      <w:r>
+        <w:t>stage(</w:t>
+      </w:r>
+      <w:proofErr w:type="gramEnd"/>
+      <w:r>
+        <w:t>'Push Images to ECR') {</w:t>
+      </w:r>
+    </w:p>
+    <w:p>
+      <w:pPr>
+        <w:pStyle w:val="ListParagraph"/>
+      </w:pPr>
+      <w:r>
+        <w:t>            steps {</w:t>
+      </w:r>
+    </w:p>
+    <w:p>
+      <w:pPr>
+        <w:pStyle w:val="ListParagraph"/>
+      </w:pPr>
+      <w:r>
+        <w:t xml:space="preserve">                </w:t>
+      </w:r>
+      <w:proofErr w:type="spellStart"/>
+      <w:r>
+        <w:t>sh</w:t>
+      </w:r>
+      <w:proofErr w:type="spellEnd"/>
+      <w:r>
+        <w:t xml:space="preserve"> '''</w:t>
+      </w:r>
+    </w:p>
+    <w:p>
+      <w:pPr>
+        <w:pStyle w:val="ListParagraph"/>
+      </w:pPr>
+      <w:r>
+        <w:t>                    set -</w:t>
+      </w:r>
+      <w:proofErr w:type="spellStart"/>
+      <w:r>
+        <w:t>eu</w:t>
+      </w:r>
+      <w:proofErr w:type="spellEnd"/>
+    </w:p>
+    <w:p>
+      <w:pPr>
+        <w:pStyle w:val="ListParagraph"/>
+      </w:pPr>
+    </w:p>
+    <w:p>
+      <w:pPr>
+        <w:pStyle w:val="ListParagraph"/>
+      </w:pPr>
+      <w:r>
+        <w:t>                    ACCOUNT_ID=$(</w:t>
+      </w:r>
+      <w:proofErr w:type="spellStart"/>
+      <w:r>
+        <w:t>aws</w:t>
+      </w:r>
+      <w:proofErr w:type="spellEnd"/>
+      <w:r>
+        <w:t xml:space="preserve"> </w:t>
+      </w:r>
+      <w:proofErr w:type="spellStart"/>
+      <w:r>
+        <w:t>sts</w:t>
+      </w:r>
+      <w:proofErr w:type="spellEnd"/>
+      <w:r>
+        <w:t xml:space="preserve"> get-caller-identity \</w:t>
+      </w:r>
+    </w:p>
+    <w:p>
+      <w:pPr>
+        <w:pStyle w:val="ListParagraph"/>
+      </w:pPr>
+      <w:r>
+        <w:t>                      --query Account --output text)</w:t>
+      </w:r>
+    </w:p>
+    <w:p>
+      <w:pPr>
+        <w:pStyle w:val="ListParagraph"/>
+      </w:pPr>
+    </w:p>
+    <w:p>
+      <w:pPr>
+        <w:pStyle w:val="ListParagraph"/>
+      </w:pPr>
+      <w:r>
+        <w:t>                    REGISTRY="${ACCOUNT_ID</w:t>
+      </w:r>
+      <w:proofErr w:type="gramStart"/>
+      <w:r>
+        <w:t>}.</w:t>
+      </w:r>
+      <w:proofErr w:type="spellStart"/>
+      <w:r>
+        <w:t>dkr.ecr</w:t>
+      </w:r>
+      <w:proofErr w:type="spellEnd"/>
+      <w:proofErr w:type="gramEnd"/>
+      <w:r>
+        <w:t>.${AWS_REGION</w:t>
+      </w:r>
+      <w:proofErr w:type="gramStart"/>
+      <w:r>
+        <w:t>}.amazonaws.com</w:t>
+      </w:r>
+      <w:proofErr w:type="gramEnd"/>
+      <w:r>
+        <w:t>"</w:t>
+      </w:r>
+    </w:p>
+    <w:p>
+      <w:pPr>
+        <w:pStyle w:val="ListParagraph"/>
+      </w:pPr>
+      <w:r>
+        <w:t>                    TAG=$(git rev-parse HEAD)</w:t>
+      </w:r>
+    </w:p>
+    <w:p>
+      <w:pPr>
+        <w:pStyle w:val="ListParagraph"/>
+      </w:pPr>
+    </w:p>
+    <w:p>
+      <w:pPr>
+        <w:pStyle w:val="ListParagraph"/>
+      </w:pPr>
+      <w:r>
+        <w:t xml:space="preserve">                    docker tag </w:t>
+      </w:r>
+      <w:proofErr w:type="spellStart"/>
+      <w:r>
+        <w:t>streaming-</w:t>
+      </w:r>
+      <w:proofErr w:type="gramStart"/>
+      <w:r>
+        <w:t>frontend:local</w:t>
+      </w:r>
+      <w:proofErr w:type="spellEnd"/>
+      <w:proofErr w:type="gramEnd"/>
+      <w:r>
+        <w:t xml:space="preserve"> \</w:t>
+      </w:r>
+    </w:p>
+    <w:p>
+      <w:pPr>
+        <w:pStyle w:val="ListParagraph"/>
+      </w:pPr>
+      <w:r>
+        <w:t>                      "$REGISTRY/$FRONTEND_</w:t>
+      </w:r>
+      <w:proofErr w:type="gramStart"/>
+      <w:r>
+        <w:t>REPO:$</w:t>
+      </w:r>
+      <w:proofErr w:type="gramEnd"/>
+      <w:r>
+        <w:t>TAG"</w:t>
+      </w:r>
+    </w:p>
+    <w:p>
+      <w:pPr>
+        <w:pStyle w:val="ListParagraph"/>
+      </w:pPr>
+    </w:p>
+    <w:p>
+      <w:pPr>
+        <w:pStyle w:val="ListParagraph"/>
+      </w:pPr>
+      <w:r>
+        <w:t xml:space="preserve">                    docker tag </w:t>
+      </w:r>
+      <w:proofErr w:type="spellStart"/>
+      <w:r>
+        <w:t>streaming-</w:t>
+      </w:r>
+      <w:proofErr w:type="gramStart"/>
+      <w:r>
+        <w:t>hello:local</w:t>
+      </w:r>
+      <w:proofErr w:type="spellEnd"/>
+      <w:proofErr w:type="gramEnd"/>
+      <w:r>
+        <w:t xml:space="preserve"> \</w:t>
+      </w:r>
+    </w:p>
+    <w:p>
+      <w:pPr>
+        <w:pStyle w:val="ListParagraph"/>
+      </w:pPr>
+      <w:r>
+        <w:t>                      "$REGISTRY/$HELLO_</w:t>
+      </w:r>
+      <w:proofErr w:type="gramStart"/>
+      <w:r>
+        <w:t>REPO:$</w:t>
+      </w:r>
+      <w:proofErr w:type="gramEnd"/>
+      <w:r>
+        <w:t>TAG"</w:t>
+      </w:r>
+    </w:p>
+    <w:p>
+      <w:pPr>
+        <w:pStyle w:val="ListParagraph"/>
+      </w:pPr>
+    </w:p>
+    <w:p>
+      <w:pPr>
+        <w:pStyle w:val="ListParagraph"/>
+      </w:pPr>
+      <w:r>
+        <w:t xml:space="preserve">                    docker tag </w:t>
+      </w:r>
+      <w:proofErr w:type="spellStart"/>
+      <w:r>
+        <w:t>streaming-</w:t>
+      </w:r>
+      <w:proofErr w:type="gramStart"/>
+      <w:r>
+        <w:t>profile:local</w:t>
+      </w:r>
+      <w:proofErr w:type="spellEnd"/>
+      <w:proofErr w:type="gramEnd"/>
+      <w:r>
+        <w:t xml:space="preserve"> \</w:t>
+      </w:r>
+    </w:p>
+    <w:p>
+      <w:pPr>
+        <w:pStyle w:val="ListParagraph"/>
+      </w:pPr>
+      <w:r>
+        <w:t>                      "$REGISTRY/$PROFILE_</w:t>
+      </w:r>
+      <w:proofErr w:type="gramStart"/>
+      <w:r>
+        <w:t>REPO:$</w:t>
+      </w:r>
+      <w:proofErr w:type="gramEnd"/>
+      <w:r>
+        <w:t>TAG"</w:t>
+      </w:r>
+    </w:p>
+    <w:p>
+      <w:pPr>
+        <w:pStyle w:val="ListParagraph"/>
+      </w:pPr>
+    </w:p>
+    <w:p>
+      <w:pPr>
+        <w:pStyle w:val="ListParagraph"/>
+      </w:pPr>
+      <w:r>
+        <w:t>                    docker push "$REGISTRY/$FRONTEND_</w:t>
+      </w:r>
+      <w:proofErr w:type="gramStart"/>
+      <w:r>
+        <w:t>REPO:$</w:t>
+      </w:r>
+      <w:proofErr w:type="gramEnd"/>
+      <w:r>
+        <w:t>TAG"</w:t>
+      </w:r>
+    </w:p>
+    <w:p>
+      <w:pPr>
+        <w:pStyle w:val="ListParagraph"/>
+      </w:pPr>
+      <w:r>
+        <w:t>                    docker push "$REGISTRY/$HELLO_</w:t>
+      </w:r>
+      <w:proofErr w:type="gramStart"/>
+      <w:r>
+        <w:t>REPO:$</w:t>
+      </w:r>
+      <w:proofErr w:type="gramEnd"/>
+      <w:r>
+        <w:t>TAG"</w:t>
+      </w:r>
+    </w:p>
+    <w:p>
+      <w:pPr>
+        <w:pStyle w:val="ListParagraph"/>
+      </w:pPr>
+      <w:r>
+        <w:t>                    docker push "$REGISTRY/$PROFILE_</w:t>
+      </w:r>
+      <w:proofErr w:type="gramStart"/>
+      <w:r>
+        <w:t>REPO:$</w:t>
+      </w:r>
+      <w:proofErr w:type="gramEnd"/>
+      <w:r>
+        <w:t>TAG"</w:t>
+      </w:r>
+    </w:p>
+    <w:p>
+      <w:pPr>
+        <w:pStyle w:val="ListParagraph"/>
+      </w:pPr>
+      <w:r>
+        <w:t>                '''</w:t>
+      </w:r>
+    </w:p>
+    <w:p>
+      <w:pPr>
+        <w:pStyle w:val="ListParagraph"/>
+      </w:pPr>
+      <w:r>
+        <w:t>            }</w:t>
+      </w:r>
+    </w:p>
+    <w:p>
+      <w:pPr>
+        <w:pStyle w:val="ListParagraph"/>
+      </w:pPr>
+      <w:r>
+        <w:t>        }</w:t>
+      </w:r>
+    </w:p>
+    <w:p>
+      <w:pPr>
+        <w:pStyle w:val="ListParagraph"/>
+      </w:pPr>
+      <w:r>
+        <w:t>    }</w:t>
+      </w:r>
+    </w:p>
+    <w:p>
+      <w:pPr>
+        <w:pStyle w:val="ListParagraph"/>
+      </w:pPr>
+    </w:p>
+    <w:p>
+      <w:pPr>
+        <w:pStyle w:val="ListParagraph"/>
+      </w:pPr>
+      <w:r>
+        <w:t>    post {</w:t>
+      </w:r>
+    </w:p>
+    <w:p>
+      <w:pPr>
+        <w:pStyle w:val="ListParagraph"/>
+      </w:pPr>
+      <w:r>
+        <w:t>        success {</w:t>
+      </w:r>
+    </w:p>
+    <w:p>
+      <w:pPr>
+        <w:pStyle w:val="ListParagraph"/>
+      </w:pPr>
+      <w:r>
+        <w:t>            echo 'SUCCESS: All three images were pushed to ECR.'</w:t>
+      </w:r>
+    </w:p>
+    <w:p>
+      <w:pPr>
+        <w:pStyle w:val="ListParagraph"/>
+      </w:pPr>
+      <w:r>
+        <w:t>        }</w:t>
+      </w:r>
+    </w:p>
+    <w:p>
+      <w:pPr>
+        <w:pStyle w:val="ListParagraph"/>
+      </w:pPr>
+    </w:p>
+    <w:p>
+      <w:pPr>
+        <w:pStyle w:val="ListParagraph"/>
+      </w:pPr>
+      <w:r>
+        <w:t>        failure {</w:t>
+      </w:r>
+    </w:p>
+    <w:p>
+      <w:pPr>
+        <w:pStyle w:val="ListParagraph"/>
+      </w:pPr>
+      <w:r>
+        <w:t>            echo 'FAILED: Check Console Output for the error.'</w:t>
+      </w:r>
+    </w:p>
+    <w:p>
+      <w:pPr>
+        <w:pStyle w:val="ListParagraph"/>
+      </w:pPr>
+      <w:r>
+        <w:t>        }</w:t>
+      </w:r>
+    </w:p>
+    <w:p>
+      <w:pPr>
+        <w:pStyle w:val="ListParagraph"/>
+      </w:pPr>
+    </w:p>
+    <w:p>
+      <w:pPr>
+        <w:pStyle w:val="ListParagraph"/>
+      </w:pPr>
+      <w:r>
+        <w:t>        always {</w:t>
+      </w:r>
+    </w:p>
+    <w:p>
+      <w:pPr>
+        <w:pStyle w:val="ListParagraph"/>
+      </w:pPr>
+      <w:r>
+        <w:t xml:space="preserve">            </w:t>
+      </w:r>
+      <w:proofErr w:type="spellStart"/>
+      <w:r>
+        <w:t>sh</w:t>
+      </w:r>
+      <w:proofErr w:type="spellEnd"/>
+      <w:r>
+        <w:t xml:space="preserve"> 'docker logout || true'</w:t>
+      </w:r>
+    </w:p>
+    <w:p>
+      <w:pPr>
+        <w:pStyle w:val="ListParagraph"/>
+      </w:pPr>
+      <w:r>
+        <w:t>        }</w:t>
+      </w:r>
+    </w:p>
+    <w:p>
+      <w:pPr>
+        <w:pStyle w:val="ListParagraph"/>
+      </w:pPr>
+      <w:r>
+        <w:t>    }</w:t>
+      </w:r>
+    </w:p>
+    <w:p>
+      <w:pPr>
+        <w:pStyle w:val="ListParagraph"/>
+      </w:pPr>
+      <w:r>
+        <w:t>}</w:t>
+      </w:r>
+    </w:p>
+    <w:p>
+      <w:pPr>
+        <w:pStyle w:val="ListParagraph"/>
+        <w:rPr>
+          <w:color w:val="404040" w:themeColor="text1" w:themeTint="BF"/>
+        </w:rPr>
+      </w:pPr>
+      <w:r>
+        <w:rPr>
+          <w:color w:val="404040" w:themeColor="text1" w:themeTint="BF"/>
+        </w:rPr>
+        <w:br/>
+      </w:r>
+      <w:r>
+        <w:rPr>
+          <w:color w:val="404040" w:themeColor="text1" w:themeTint="BF"/>
+        </w:rPr>
+        <w:br/>
+      </w:r>
+      <w:r>
+        <w:rPr>
+          <w:color w:val="404040" w:themeColor="text1" w:themeTint="BF"/>
+          <w:u w:val="single"/>
+        </w:rPr>
+        <w:t>Jenkins job:</w:t>
+      </w:r>
+      <w:r>
+        <w:rPr>
+          <w:color w:val="404040" w:themeColor="text1" w:themeTint="BF"/>
+        </w:rPr>
+        <w:br/>
+      </w:r>
+      <w:r>
+        <w:rPr>
+          <w:color w:val="404040" w:themeColor="text1" w:themeTint="BF"/>
+        </w:rPr>
+        <w:lastRenderedPageBreak/>
+        <w:drawing>
+          <wp:inline distT="0" distB="0" distL="0" distR="0" wp14:anchorId="4F8B933A" wp14:editId="04A5640C">
+            <wp:extent cx="5731510" cy="2894330"/>
+            <wp:effectExtent l="0" t="0" r="2540" b="1270"/>
+            <wp:docPr id="585023851" name="Picture 1"/>
+            <wp:cNvGraphicFramePr>
+              <a:graphicFrameLocks xmlns:a="http://schemas.openxmlformats.org/drawingml/2006/main" noChangeAspect="1"/>
+            </wp:cNvGraphicFramePr>
+            <a:graphic xmlns:a="http://schemas.openxmlformats.org/drawingml/2006/main">
+              <a:graphicData uri="http://schemas.openxmlformats.org/drawingml/2006/picture">
+                <pic:pic xmlns:pic="http://schemas.openxmlformats.org/drawingml/2006/picture">
+                  <pic:nvPicPr>
+                    <pic:cNvPr id="585023851" name=""/>
+                    <pic:cNvPicPr/>
+                  </pic:nvPicPr>
+                  <pic:blipFill>
+                    <a:blip r:embed="rId19"/>
+                    <a:stretch>
+                      <a:fillRect/>
+                    </a:stretch>
+                  </pic:blipFill>
+                  <pic:spPr>
+                    <a:xfrm>
+                      <a:off x="0" y="0"/>
+                      <a:ext cx="5731510" cy="2894330"/>
+                    </a:xfrm>
+                    <a:prstGeom prst="rect">
+                      <a:avLst/>
+                    </a:prstGeom>
+                  </pic:spPr>
+                </pic:pic>
+              </a:graphicData>
+            </a:graphic>
+          </wp:inline>
+        </w:drawing>
+      </w:r>
+      <w:r>
+        <w:rPr>
+          <w:color w:val="404040" w:themeColor="text1" w:themeTint="BF"/>
+        </w:rPr>
+        <w:br/>
+      </w:r>
+      <w:r>
+        <w:rPr>
+          <w:color w:val="404040" w:themeColor="text1" w:themeTint="BF"/>
+        </w:rPr>
+        <w:drawing>
+          <wp:inline distT="0" distB="0" distL="0" distR="0" wp14:anchorId="6C65E204" wp14:editId="3DDE977B">
+            <wp:extent cx="5731510" cy="2884170"/>
+            <wp:effectExtent l="0" t="0" r="2540" b="0"/>
+            <wp:docPr id="776144405" name="Picture 1"/>
+            <wp:cNvGraphicFramePr>
+              <a:graphicFrameLocks xmlns:a="http://schemas.openxmlformats.org/drawingml/2006/main" noChangeAspect="1"/>
+            </wp:cNvGraphicFramePr>
+            <a:graphic xmlns:a="http://schemas.openxmlformats.org/drawingml/2006/main">
+              <a:graphicData uri="http://schemas.openxmlformats.org/drawingml/2006/picture">
+                <pic:pic xmlns:pic="http://schemas.openxmlformats.org/drawingml/2006/picture">
+                  <pic:nvPicPr>
+                    <pic:cNvPr id="776144405" name=""/>
+                    <pic:cNvPicPr/>
+                  </pic:nvPicPr>
+                  <pic:blipFill>
+                    <a:blip r:embed="rId20"/>
+                    <a:stretch>
+                      <a:fillRect/>
+                    </a:stretch>
+                  </pic:blipFill>
+                  <pic:spPr>
+                    <a:xfrm>
+                      <a:off x="0" y="0"/>
+                      <a:ext cx="5731510" cy="2884170"/>
+                    </a:xfrm>
+                    <a:prstGeom prst="rect">
+                      <a:avLst/>
+                    </a:prstGeom>
+                  </pic:spPr>
+                </pic:pic>
+              </a:graphicData>
+            </a:graphic>
+          </wp:inline>
+        </w:drawing>
+      </w:r>
+      <w:r>
+        <w:rPr>
+          <w:color w:val="404040" w:themeColor="text1" w:themeTint="BF"/>
+        </w:rPr>
+        <w:br/>
+      </w:r>
+    </w:p>
+    <w:p>
+      <w:pPr>
+        <w:pStyle w:val="ListParagraph"/>
+        <w:numPr>
+          <w:ilvl w:val="0"/>
+          <w:numId w:val="2"/>
+        </w:numPr>
+        <w:rPr>
+          <w:color w:val="404040" w:themeColor="text1" w:themeTint="BF"/>
+        </w:rPr>
+      </w:pPr>
+      <w:r>
+        <w:rPr>
+          <w:color w:val="404040" w:themeColor="text1" w:themeTint="BF"/>
+        </w:rPr>
+        <w:t>A</w:t>
+      </w:r>
+    </w:p>
+    <w:p>
+      <w:pPr>
+        <w:pStyle w:val="ListParagraph"/>
+        <w:numPr>
+          <w:ilvl w:val="0"/>
+          <w:numId w:val="2"/>
+        </w:numPr>
+        <w:rPr>
+          <w:color w:val="404040" w:themeColor="text1" w:themeTint="BF"/>
+        </w:rPr>
+      </w:pPr>
+      <w:r>
+        <w:rPr>
+          <w:color w:val="404040" w:themeColor="text1" w:themeTint="BF"/>
+        </w:rPr>
+        <w:t>A</w:t>
+      </w:r>
+    </w:p>
+    <w:p>
+      <w:pPr>
+        <w:pStyle w:val="ListParagraph"/>
+        <w:numPr>
+          <w:ilvl w:val="0"/>
+          <w:numId w:val="2"/>
+        </w:numPr>
+        <w:rPr>
+          <w:color w:val="404040" w:themeColor="text1" w:themeTint="BF"/>
+        </w:rPr>
+      </w:pPr>
+      <w:r>
+        <w:rPr>
+          <w:color w:val="404040" w:themeColor="text1" w:themeTint="BF"/>
+        </w:rPr>
+        <w:t>A</w:t>
+      </w:r>
+    </w:p>
+    <w:p>
+      <w:pPr>
+        <w:pStyle w:val="ListParagraph"/>
+        <w:numPr>
+          <w:ilvl w:val="0"/>
+          <w:numId w:val="2"/>
+        </w:numPr>
+        <w:rPr>
+          <w:color w:val="404040" w:themeColor="text1" w:themeTint="BF"/>
+        </w:rPr>
+      </w:pPr>
+      <w:r>
+        <w:rPr>
+          <w:color w:val="404040" w:themeColor="text1" w:themeTint="BF"/>
+        </w:rPr>
+        <w:t>A</w:t>
+      </w:r>
+    </w:p>
+    <w:p>
+      <w:pPr>
+        <w:pStyle w:val="ListParagraph"/>
+        <w:numPr>
+          <w:ilvl w:val="0"/>
+          <w:numId w:val="2"/>
+        </w:numPr>
+        <w:rPr>
           <w:rStyle w:val="SubtleEmphasis"/>
           <w:i w:val="0"/>
           <w:iCs w:val="0"/>
         </w:rPr>
       </w:pPr>
+      <w:r>
+        <w:rPr>
+          <w:color w:val="404040" w:themeColor="text1" w:themeTint="BF"/>
+        </w:rPr>
+        <w:t>a</w:t>
+      </w:r>
       <w:r>
         <w:rPr>
           <w:color w:val="404040" w:themeColor="text1" w:themeTint="BF"/>

--- a/Containerization and Container Orchestration.docx
+++ b/Containerization and Container Orchestration.docx
@@ -33,8 +33,8 @@
                 <wp:positionV relativeFrom="page">
                   <wp:posOffset>2449195</wp:posOffset>
                 </wp:positionV>
-                <wp:extent cx="3218561" cy="2029968"/>
-                <wp:effectExtent l="0" t="0" r="1270" b="0"/>
+                <wp:extent cx="3218561" cy="2130790"/>
+                <wp:effectExtent l="0" t="0" r="1270" b="3175"/>
                 <wp:wrapSquare wrapText="bothSides"/>
                 <wp:docPr id="173" name="Group 184"/>
                 <wp:cNvGraphicFramePr/>
@@ -45,9 +45,9 @@
                       <wpg:grpSpPr>
                         <a:xfrm>
                           <a:off x="0" y="0"/>
-                          <a:ext cx="3218561" cy="2029968"/>
+                          <a:ext cx="3218561" cy="2130790"/>
                           <a:chOff x="0" y="0"/>
-                          <a:chExt cx="3218688" cy="2028766"/>
+                          <a:chExt cx="3218688" cy="2129528"/>
                         </a:xfrm>
                       </wpg:grpSpPr>
                       <wps:wsp>
@@ -256,8 +256,8 @@
                         <wps:cNvSpPr txBox="1"/>
                         <wps:spPr>
                           <a:xfrm>
-                            <a:off x="237967" y="399643"/>
-                            <a:ext cx="2979538" cy="1462174"/>
+                            <a:off x="237939" y="399543"/>
+                            <a:ext cx="2978903" cy="1729985"/>
                           </a:xfrm>
                           <a:prstGeom prst="rect">
                             <a:avLst/>
@@ -336,7 +336,43 @@
                                   <w:sz w:val="32"/>
                                   <w:szCs w:val="32"/>
                                 </w:rPr>
-                                <w:t xml:space="preserve"> S ID: 13487</w:t>
+                                <w:t xml:space="preserve"> S </w:t>
+                              </w:r>
+                              <w:r>
+                                <w:rPr>
+                                  <w:b/>
+                                  <w:bCs/>
+                                  <w:sz w:val="32"/>
+                                  <w:szCs w:val="32"/>
+                                </w:rPr>
+                                <w:br/>
+                              </w:r>
+                              <w:r>
+                                <w:rPr>
+                                  <w:b/>
+                                  <w:bCs/>
+                                  <w:sz w:val="32"/>
+                                  <w:szCs w:val="32"/>
+                                </w:rPr>
+                                <w:t xml:space="preserve">ID: </w:t>
+                              </w:r>
+                              <w:r>
+                                <w:rPr>
+                                  <w:b/>
+                                  <w:bCs/>
+                                  <w:sz w:val="32"/>
+                                  <w:szCs w:val="32"/>
+                                </w:rPr>
+                                <w:t>13</w:t>
+                              </w:r>
+                              <w:r>
+                                <w:rPr>
+                                  <w:b/>
+                                  <w:bCs/>
+                                  <w:sz w:val="32"/>
+                                  <w:szCs w:val="32"/>
+                                </w:rPr>
+                                <w:t>692</w:t>
                               </w:r>
                               <w:r>
                                 <w:rPr>
@@ -355,7 +391,7 @@
                                   <w:sz w:val="32"/>
                                   <w:szCs w:val="32"/>
                                 </w:rPr>
-                                <w:t>02</w:t>
+                                <w:t>24</w:t>
                               </w:r>
                               <w:r>
                                 <w:rPr>
@@ -374,7 +410,16 @@
                                   <w:sz w:val="32"/>
                                   <w:szCs w:val="32"/>
                                 </w:rPr>
-                                <w:t xml:space="preserve"> Aug</w:t>
+                                <w:t xml:space="preserve"> </w:t>
+                              </w:r>
+                              <w:r>
+                                <w:rPr>
+                                  <w:b/>
+                                  <w:bCs/>
+                                  <w:sz w:val="32"/>
+                                  <w:szCs w:val="32"/>
+                                </w:rPr>
+                                <w:t>Oct</w:t>
                               </w:r>
                               <w:r>
                                 <w:rPr>
@@ -421,7 +466,7 @@
           </mc:Choice>
           <mc:Fallback>
             <w:pict>
-              <v:group w14:anchorId="4118F0D1" id="Group 184" o:spid="_x0000_s1026" style="position:absolute;left:0;text-align:left;margin-left:142.7pt;margin-top:192.85pt;width:253.45pt;height:159.85pt;z-index:251659264;mso-wrap-distance-left:18pt;mso-wrap-distance-right:18pt;mso-position-horizontal-relative:page;mso-position-vertical-relative:page;mso-width-relative:margin;mso-height-relative:margin" coordsize="32186,20287" o:gfxdata="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">
+              <v:group w14:anchorId="4118F0D1" id="Group 184" o:spid="_x0000_s1026" style="position:absolute;left:0;text-align:left;margin-left:142.7pt;margin-top:192.85pt;width:253.45pt;height:167.8pt;z-index:251659264;mso-wrap-distance-left:18pt;mso-wrap-distance-right:18pt;mso-position-horizontal-relative:page;mso-position-vertical-relative:page;mso-width-relative:margin;mso-height-relative:margin" coordsize="32186,21295" o:gfxdata="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">
                 <v:rect id="Rectangle 174" o:spid="_x0000_s1027" style="position:absolute;width:32186;height:20287;visibility:visible;mso-wrap-style:square;v-text-anchor:middle" o:gfxdata="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" fillcolor="white [3212]" stroked="f" strokeweight="1pt">
                   <v:fill opacity="0"/>
                 </v:rect>
@@ -438,7 +483,7 @@
                   <v:stroke joinstyle="miter"/>
                   <v:path gradientshapeok="t" o:connecttype="rect"/>
                 </v:shapetype>
-                <v:shape id="Text Box 178" o:spid="_x0000_s1031" type="#_x0000_t202" style="position:absolute;left:2379;top:3996;width:29796;height:14622;visibility:visible;mso-wrap-style:square;v-text-anchor:top" o:gfxdata="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" filled="f" stroked="f" strokeweight=".5pt">
+                <v:shape id="Text Box 178" o:spid="_x0000_s1031" type="#_x0000_t202" style="position:absolute;left:2379;top:3995;width:29789;height:17300;visibility:visible;mso-wrap-style:square;v-text-anchor:top" o:gfxdata="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" filled="f" stroked="f" strokeweight=".5pt">
                   <v:textbox style="mso-fit-shape-to-text:t" inset="3.6pt,7.2pt,0,0">
                     <w:txbxContent>
                       <w:p>
@@ -493,7 +538,43 @@
                             <w:sz w:val="32"/>
                             <w:szCs w:val="32"/>
                           </w:rPr>
-                          <w:t xml:space="preserve"> S ID: 13487</w:t>
+                          <w:t xml:space="preserve"> S </w:t>
+                        </w:r>
+                        <w:r>
+                          <w:rPr>
+                            <w:b/>
+                            <w:bCs/>
+                            <w:sz w:val="32"/>
+                            <w:szCs w:val="32"/>
+                          </w:rPr>
+                          <w:br/>
+                        </w:r>
+                        <w:r>
+                          <w:rPr>
+                            <w:b/>
+                            <w:bCs/>
+                            <w:sz w:val="32"/>
+                            <w:szCs w:val="32"/>
+                          </w:rPr>
+                          <w:t xml:space="preserve">ID: </w:t>
+                        </w:r>
+                        <w:r>
+                          <w:rPr>
+                            <w:b/>
+                            <w:bCs/>
+                            <w:sz w:val="32"/>
+                            <w:szCs w:val="32"/>
+                          </w:rPr>
+                          <w:t>13</w:t>
+                        </w:r>
+                        <w:r>
+                          <w:rPr>
+                            <w:b/>
+                            <w:bCs/>
+                            <w:sz w:val="32"/>
+                            <w:szCs w:val="32"/>
+                          </w:rPr>
+                          <w:t>692</w:t>
                         </w:r>
                         <w:r>
                           <w:rPr>
@@ -512,7 +593,7 @@
                             <w:sz w:val="32"/>
                             <w:szCs w:val="32"/>
                           </w:rPr>
-                          <w:t>02</w:t>
+                          <w:t>24</w:t>
                         </w:r>
                         <w:r>
                           <w:rPr>
@@ -531,7 +612,16 @@
                             <w:sz w:val="32"/>
                             <w:szCs w:val="32"/>
                           </w:rPr>
-                          <w:t xml:space="preserve"> Aug</w:t>
+                          <w:t xml:space="preserve"> </w:t>
+                        </w:r>
+                        <w:r>
+                          <w:rPr>
+                            <w:b/>
+                            <w:bCs/>
+                            <w:sz w:val="32"/>
+                            <w:szCs w:val="32"/>
+                          </w:rPr>
+                          <w:t>Oct</w:t>
                         </w:r>
                         <w:r>
                           <w:rPr>
@@ -3336,6 +3426,101 @@
       <w:r>
         <w:rPr>
           <w:color w:val="404040" w:themeColor="text1" w:themeTint="BF"/>
+          <w:u w:val="single"/>
+        </w:rPr>
+        <w:br/>
+      </w:r>
+      <w:r>
+        <w:rPr>
+          <w:color w:val="404040" w:themeColor="text1" w:themeTint="BF"/>
+        </w:rPr>
+        <w:drawing>
+          <wp:inline distT="0" distB="0" distL="0" distR="0" wp14:anchorId="199210D9" wp14:editId="07866B48">
+            <wp:extent cx="5731510" cy="2499360"/>
+            <wp:effectExtent l="0" t="0" r="2540" b="0"/>
+            <wp:docPr id="1145290570" name="Picture 1"/>
+            <wp:cNvGraphicFramePr>
+              <a:graphicFrameLocks xmlns:a="http://schemas.openxmlformats.org/drawingml/2006/main" noChangeAspect="1"/>
+            </wp:cNvGraphicFramePr>
+            <a:graphic xmlns:a="http://schemas.openxmlformats.org/drawingml/2006/main">
+              <a:graphicData uri="http://schemas.openxmlformats.org/drawingml/2006/picture">
+                <pic:pic xmlns:pic="http://schemas.openxmlformats.org/drawingml/2006/picture">
+                  <pic:nvPicPr>
+                    <pic:cNvPr id="1145290570" name=""/>
+                    <pic:cNvPicPr/>
+                  </pic:nvPicPr>
+                  <pic:blipFill>
+                    <a:blip r:embed="rId21"/>
+                    <a:stretch>
+                      <a:fillRect/>
+                    </a:stretch>
+                  </pic:blipFill>
+                  <pic:spPr>
+                    <a:xfrm>
+                      <a:off x="0" y="0"/>
+                      <a:ext cx="5731510" cy="2499360"/>
+                    </a:xfrm>
+                    <a:prstGeom prst="rect">
+                      <a:avLst/>
+                    </a:prstGeom>
+                  </pic:spPr>
+                </pic:pic>
+              </a:graphicData>
+            </a:graphic>
+          </wp:inline>
+        </w:drawing>
+      </w:r>
+      <w:r>
+        <w:rPr>
+          <w:color w:val="404040" w:themeColor="text1" w:themeTint="BF"/>
+        </w:rPr>
+        <w:br/>
+      </w:r>
+      <w:r>
+        <w:rPr>
+          <w:color w:val="404040" w:themeColor="text1" w:themeTint="BF"/>
+        </w:rPr>
+        <w:lastRenderedPageBreak/>
+        <w:drawing>
+          <wp:inline distT="0" distB="0" distL="0" distR="0" wp14:anchorId="5AD3D340" wp14:editId="6F854872">
+            <wp:extent cx="5731510" cy="1359535"/>
+            <wp:effectExtent l="0" t="0" r="2540" b="0"/>
+            <wp:docPr id="1092795268" name="Picture 1"/>
+            <wp:cNvGraphicFramePr>
+              <a:graphicFrameLocks xmlns:a="http://schemas.openxmlformats.org/drawingml/2006/main" noChangeAspect="1"/>
+            </wp:cNvGraphicFramePr>
+            <a:graphic xmlns:a="http://schemas.openxmlformats.org/drawingml/2006/main">
+              <a:graphicData uri="http://schemas.openxmlformats.org/drawingml/2006/picture">
+                <pic:pic xmlns:pic="http://schemas.openxmlformats.org/drawingml/2006/picture">
+                  <pic:nvPicPr>
+                    <pic:cNvPr id="1092795268" name=""/>
+                    <pic:cNvPicPr/>
+                  </pic:nvPicPr>
+                  <pic:blipFill>
+                    <a:blip r:embed="rId22"/>
+                    <a:stretch>
+                      <a:fillRect/>
+                    </a:stretch>
+                  </pic:blipFill>
+                  <pic:spPr>
+                    <a:xfrm>
+                      <a:off x="0" y="0"/>
+                      <a:ext cx="5731510" cy="1359535"/>
+                    </a:xfrm>
+                    <a:prstGeom prst="rect">
+                      <a:avLst/>
+                    </a:prstGeom>
+                  </pic:spPr>
+                </pic:pic>
+              </a:graphicData>
+            </a:graphic>
+          </wp:inline>
+        </w:drawing>
+      </w:r>
+      <w:r>
+        <w:rPr>
+          <w:color w:val="404040" w:themeColor="text1" w:themeTint="BF"/>
+          <w:u w:val="single"/>
         </w:rPr>
         <w:br/>
       </w:r>
@@ -3355,7 +3540,598 @@
         <w:rPr>
           <w:color w:val="404040" w:themeColor="text1" w:themeTint="BF"/>
         </w:rPr>
-        <w:t>A</w:t>
+        <w:t>Create</w:t>
+      </w:r>
+      <w:r>
+        <w:rPr>
+          <w:color w:val="404040" w:themeColor="text1" w:themeTint="BF"/>
+        </w:rPr>
+        <w:t xml:space="preserve"> VPC &amp;</w:t>
+      </w:r>
+      <w:r>
+        <w:rPr>
+          <w:color w:val="404040" w:themeColor="text1" w:themeTint="BF"/>
+        </w:rPr>
+        <w:t xml:space="preserve"> EKS cluster:</w:t>
+      </w:r>
+      <w:r>
+        <w:rPr>
+          <w:color w:val="404040" w:themeColor="text1" w:themeTint="BF"/>
+        </w:rPr>
+        <w:br/>
+      </w:r>
+      <w:r>
+        <w:rPr>
+          <w:color w:val="404040" w:themeColor="text1" w:themeTint="BF"/>
+        </w:rPr>
+        <w:br/>
+        <w:t>VPC:</w:t>
+      </w:r>
+      <w:r>
+        <w:rPr>
+          <w:color w:val="404040" w:themeColor="text1" w:themeTint="BF"/>
+        </w:rPr>
+        <w:br/>
+      </w:r>
+      <w:r>
+        <w:rPr>
+          <w:color w:val="404040" w:themeColor="text1" w:themeTint="BF"/>
+        </w:rPr>
+        <w:drawing>
+          <wp:inline distT="0" distB="0" distL="0" distR="0" wp14:anchorId="6A95EFBC" wp14:editId="50E679E5">
+            <wp:extent cx="5731510" cy="3983355"/>
+            <wp:effectExtent l="0" t="0" r="2540" b="0"/>
+            <wp:docPr id="1212218660" name="Picture 1"/>
+            <wp:cNvGraphicFramePr>
+              <a:graphicFrameLocks xmlns:a="http://schemas.openxmlformats.org/drawingml/2006/main" noChangeAspect="1"/>
+            </wp:cNvGraphicFramePr>
+            <a:graphic xmlns:a="http://schemas.openxmlformats.org/drawingml/2006/main">
+              <a:graphicData uri="http://schemas.openxmlformats.org/drawingml/2006/picture">
+                <pic:pic xmlns:pic="http://schemas.openxmlformats.org/drawingml/2006/picture">
+                  <pic:nvPicPr>
+                    <pic:cNvPr id="1212218660" name=""/>
+                    <pic:cNvPicPr/>
+                  </pic:nvPicPr>
+                  <pic:blipFill>
+                    <a:blip r:embed="rId23"/>
+                    <a:stretch>
+                      <a:fillRect/>
+                    </a:stretch>
+                  </pic:blipFill>
+                  <pic:spPr>
+                    <a:xfrm>
+                      <a:off x="0" y="0"/>
+                      <a:ext cx="5731510" cy="3983355"/>
+                    </a:xfrm>
+                    <a:prstGeom prst="rect">
+                      <a:avLst/>
+                    </a:prstGeom>
+                  </pic:spPr>
+                </pic:pic>
+              </a:graphicData>
+            </a:graphic>
+          </wp:inline>
+        </w:drawing>
+      </w:r>
+      <w:r>
+        <w:rPr>
+          <w:color w:val="404040" w:themeColor="text1" w:themeTint="BF"/>
+        </w:rPr>
+        <w:br/>
+      </w:r>
+      <w:r>
+        <w:rPr>
+          <w:color w:val="404040" w:themeColor="text1" w:themeTint="BF"/>
+        </w:rPr>
+        <w:lastRenderedPageBreak/>
+        <w:drawing>
+          <wp:inline distT="0" distB="0" distL="0" distR="0" wp14:anchorId="0B9B91EB" wp14:editId="5F1EA36D">
+            <wp:extent cx="5731510" cy="4040505"/>
+            <wp:effectExtent l="0" t="0" r="2540" b="0"/>
+            <wp:docPr id="352976978" name="Picture 1"/>
+            <wp:cNvGraphicFramePr>
+              <a:graphicFrameLocks xmlns:a="http://schemas.openxmlformats.org/drawingml/2006/main" noChangeAspect="1"/>
+            </wp:cNvGraphicFramePr>
+            <a:graphic xmlns:a="http://schemas.openxmlformats.org/drawingml/2006/main">
+              <a:graphicData uri="http://schemas.openxmlformats.org/drawingml/2006/picture">
+                <pic:pic xmlns:pic="http://schemas.openxmlformats.org/drawingml/2006/picture">
+                  <pic:nvPicPr>
+                    <pic:cNvPr id="352976978" name=""/>
+                    <pic:cNvPicPr/>
+                  </pic:nvPicPr>
+                  <pic:blipFill>
+                    <a:blip r:embed="rId24"/>
+                    <a:stretch>
+                      <a:fillRect/>
+                    </a:stretch>
+                  </pic:blipFill>
+                  <pic:spPr>
+                    <a:xfrm>
+                      <a:off x="0" y="0"/>
+                      <a:ext cx="5731510" cy="4040505"/>
+                    </a:xfrm>
+                    <a:prstGeom prst="rect">
+                      <a:avLst/>
+                    </a:prstGeom>
+                  </pic:spPr>
+                </pic:pic>
+              </a:graphicData>
+            </a:graphic>
+          </wp:inline>
+        </w:drawing>
+      </w:r>
+      <w:r>
+        <w:rPr>
+          <w:color w:val="404040" w:themeColor="text1" w:themeTint="BF"/>
+        </w:rPr>
+        <w:br/>
+      </w:r>
+      <w:r>
+        <w:rPr>
+          <w:color w:val="404040" w:themeColor="text1" w:themeTint="BF"/>
+        </w:rPr>
+        <w:drawing>
+          <wp:inline distT="0" distB="0" distL="0" distR="0" wp14:anchorId="5553A9A7" wp14:editId="3734A1A6">
+            <wp:extent cx="5731510" cy="4027170"/>
+            <wp:effectExtent l="0" t="0" r="2540" b="0"/>
+            <wp:docPr id="515895664" name="Picture 1"/>
+            <wp:cNvGraphicFramePr>
+              <a:graphicFrameLocks xmlns:a="http://schemas.openxmlformats.org/drawingml/2006/main" noChangeAspect="1"/>
+            </wp:cNvGraphicFramePr>
+            <a:graphic xmlns:a="http://schemas.openxmlformats.org/drawingml/2006/main">
+              <a:graphicData uri="http://schemas.openxmlformats.org/drawingml/2006/picture">
+                <pic:pic xmlns:pic="http://schemas.openxmlformats.org/drawingml/2006/picture">
+                  <pic:nvPicPr>
+                    <pic:cNvPr id="515895664" name=""/>
+                    <pic:cNvPicPr/>
+                  </pic:nvPicPr>
+                  <pic:blipFill>
+                    <a:blip r:embed="rId25"/>
+                    <a:stretch>
+                      <a:fillRect/>
+                    </a:stretch>
+                  </pic:blipFill>
+                  <pic:spPr>
+                    <a:xfrm>
+                      <a:off x="0" y="0"/>
+                      <a:ext cx="5731510" cy="4027170"/>
+                    </a:xfrm>
+                    <a:prstGeom prst="rect">
+                      <a:avLst/>
+                    </a:prstGeom>
+                  </pic:spPr>
+                </pic:pic>
+              </a:graphicData>
+            </a:graphic>
+          </wp:inline>
+        </w:drawing>
+      </w:r>
+      <w:r>
+        <w:rPr>
+          <w:color w:val="404040" w:themeColor="text1" w:themeTint="BF"/>
+        </w:rPr>
+        <w:br/>
+      </w:r>
+      <w:r>
+        <w:rPr>
+          <w:color w:val="404040" w:themeColor="text1" w:themeTint="BF"/>
+        </w:rPr>
+        <w:br/>
+      </w:r>
+      <w:r>
+        <w:rPr>
+          <w:color w:val="404040" w:themeColor="text1" w:themeTint="BF"/>
+        </w:rPr>
+        <w:br/>
+      </w:r>
+      <w:r>
+        <w:rPr>
+          <w:color w:val="404040" w:themeColor="text1" w:themeTint="BF"/>
+        </w:rPr>
+        <w:br/>
+      </w:r>
+      <w:r>
+        <w:rPr>
+          <w:color w:val="404040" w:themeColor="text1" w:themeTint="BF"/>
+        </w:rPr>
+        <w:br/>
+      </w:r>
+      <w:r>
+        <w:rPr>
+          <w:color w:val="404040" w:themeColor="text1" w:themeTint="BF"/>
+        </w:rPr>
+        <w:lastRenderedPageBreak/>
+        <w:t>EKS:</w:t>
+      </w:r>
+      <w:r>
+        <w:rPr>
+          <w:color w:val="404040" w:themeColor="text1" w:themeTint="BF"/>
+        </w:rPr>
+        <w:br/>
+      </w:r>
+      <w:r>
+        <w:rPr>
+          <w:color w:val="404040" w:themeColor="text1" w:themeTint="BF"/>
+        </w:rPr>
+        <w:drawing>
+          <wp:inline distT="0" distB="0" distL="0" distR="0" wp14:anchorId="57DF812A" wp14:editId="6E325D25">
+            <wp:extent cx="5731510" cy="2688590"/>
+            <wp:effectExtent l="0" t="0" r="2540" b="0"/>
+            <wp:docPr id="109320222" name="Picture 1"/>
+            <wp:cNvGraphicFramePr>
+              <a:graphicFrameLocks xmlns:a="http://schemas.openxmlformats.org/drawingml/2006/main" noChangeAspect="1"/>
+            </wp:cNvGraphicFramePr>
+            <a:graphic xmlns:a="http://schemas.openxmlformats.org/drawingml/2006/main">
+              <a:graphicData uri="http://schemas.openxmlformats.org/drawingml/2006/picture">
+                <pic:pic xmlns:pic="http://schemas.openxmlformats.org/drawingml/2006/picture">
+                  <pic:nvPicPr>
+                    <pic:cNvPr id="109320222" name=""/>
+                    <pic:cNvPicPr/>
+                  </pic:nvPicPr>
+                  <pic:blipFill>
+                    <a:blip r:embed="rId26"/>
+                    <a:stretch>
+                      <a:fillRect/>
+                    </a:stretch>
+                  </pic:blipFill>
+                  <pic:spPr>
+                    <a:xfrm>
+                      <a:off x="0" y="0"/>
+                      <a:ext cx="5731510" cy="2688590"/>
+                    </a:xfrm>
+                    <a:prstGeom prst="rect">
+                      <a:avLst/>
+                    </a:prstGeom>
+                  </pic:spPr>
+                </pic:pic>
+              </a:graphicData>
+            </a:graphic>
+          </wp:inline>
+        </w:drawing>
+      </w:r>
+      <w:r>
+        <w:rPr>
+          <w:color w:val="404040" w:themeColor="text1" w:themeTint="BF"/>
+        </w:rPr>
+        <w:br/>
+      </w:r>
+      <w:r>
+        <w:rPr>
+          <w:color w:val="404040" w:themeColor="text1" w:themeTint="BF"/>
+        </w:rPr>
+        <w:br/>
+      </w:r>
+      <w:r>
+        <w:rPr>
+          <w:color w:val="404040" w:themeColor="text1" w:themeTint="BF"/>
+        </w:rPr>
+        <w:br/>
+      </w:r>
+      <w:r>
+        <w:rPr>
+          <w:color w:val="404040" w:themeColor="text1" w:themeTint="BF"/>
+        </w:rPr>
+        <w:drawing>
+          <wp:inline distT="0" distB="0" distL="0" distR="0" wp14:anchorId="675613B1" wp14:editId="1225F8E8">
+            <wp:extent cx="5731510" cy="4600575"/>
+            <wp:effectExtent l="0" t="0" r="2540" b="9525"/>
+            <wp:docPr id="1501157439" name="Picture 1"/>
+            <wp:cNvGraphicFramePr>
+              <a:graphicFrameLocks xmlns:a="http://schemas.openxmlformats.org/drawingml/2006/main" noChangeAspect="1"/>
+            </wp:cNvGraphicFramePr>
+            <a:graphic xmlns:a="http://schemas.openxmlformats.org/drawingml/2006/main">
+              <a:graphicData uri="http://schemas.openxmlformats.org/drawingml/2006/picture">
+                <pic:pic xmlns:pic="http://schemas.openxmlformats.org/drawingml/2006/picture">
+                  <pic:nvPicPr>
+                    <pic:cNvPr id="1501157439" name=""/>
+                    <pic:cNvPicPr/>
+                  </pic:nvPicPr>
+                  <pic:blipFill>
+                    <a:blip r:embed="rId27"/>
+                    <a:stretch>
+                      <a:fillRect/>
+                    </a:stretch>
+                  </pic:blipFill>
+                  <pic:spPr>
+                    <a:xfrm>
+                      <a:off x="0" y="0"/>
+                      <a:ext cx="5731510" cy="4600575"/>
+                    </a:xfrm>
+                    <a:prstGeom prst="rect">
+                      <a:avLst/>
+                    </a:prstGeom>
+                  </pic:spPr>
+                </pic:pic>
+              </a:graphicData>
+            </a:graphic>
+          </wp:inline>
+        </w:drawing>
+      </w:r>
+      <w:r>
+        <w:rPr>
+          <w:color w:val="404040" w:themeColor="text1" w:themeTint="BF"/>
+        </w:rPr>
+        <w:br/>
+      </w:r>
+      <w:r>
+        <w:rPr>
+          <w:color w:val="404040" w:themeColor="text1" w:themeTint="BF"/>
+        </w:rPr>
+        <w:br/>
+      </w:r>
+      <w:r>
+        <w:rPr>
+          <w:color w:val="404040" w:themeColor="text1" w:themeTint="BF"/>
+        </w:rPr>
+        <w:lastRenderedPageBreak/>
+        <w:drawing>
+          <wp:inline distT="0" distB="0" distL="0" distR="0" wp14:anchorId="16DD6894" wp14:editId="54576059">
+            <wp:extent cx="5731510" cy="4898390"/>
+            <wp:effectExtent l="0" t="0" r="2540" b="0"/>
+            <wp:docPr id="1156013039" name="Picture 1"/>
+            <wp:cNvGraphicFramePr>
+              <a:graphicFrameLocks xmlns:a="http://schemas.openxmlformats.org/drawingml/2006/main" noChangeAspect="1"/>
+            </wp:cNvGraphicFramePr>
+            <a:graphic xmlns:a="http://schemas.openxmlformats.org/drawingml/2006/main">
+              <a:graphicData uri="http://schemas.openxmlformats.org/drawingml/2006/picture">
+                <pic:pic xmlns:pic="http://schemas.openxmlformats.org/drawingml/2006/picture">
+                  <pic:nvPicPr>
+                    <pic:cNvPr id="1156013039" name=""/>
+                    <pic:cNvPicPr/>
+                  </pic:nvPicPr>
+                  <pic:blipFill>
+                    <a:blip r:embed="rId28"/>
+                    <a:stretch>
+                      <a:fillRect/>
+                    </a:stretch>
+                  </pic:blipFill>
+                  <pic:spPr>
+                    <a:xfrm>
+                      <a:off x="0" y="0"/>
+                      <a:ext cx="5731510" cy="4898390"/>
+                    </a:xfrm>
+                    <a:prstGeom prst="rect">
+                      <a:avLst/>
+                    </a:prstGeom>
+                  </pic:spPr>
+                </pic:pic>
+              </a:graphicData>
+            </a:graphic>
+          </wp:inline>
+        </w:drawing>
+      </w:r>
+      <w:r>
+        <w:rPr>
+          <w:color w:val="404040" w:themeColor="text1" w:themeTint="BF"/>
+        </w:rPr>
+        <w:br/>
+      </w:r>
+      <w:r>
+        <w:rPr>
+          <w:color w:val="404040" w:themeColor="text1" w:themeTint="BF"/>
+        </w:rPr>
+        <w:lastRenderedPageBreak/>
+        <w:drawing>
+          <wp:inline distT="0" distB="0" distL="0" distR="0" wp14:anchorId="10E04C94" wp14:editId="2CC01BAD">
+            <wp:extent cx="5731510" cy="3959860"/>
+            <wp:effectExtent l="0" t="0" r="2540" b="2540"/>
+            <wp:docPr id="1001713442" name="Picture 1"/>
+            <wp:cNvGraphicFramePr>
+              <a:graphicFrameLocks xmlns:a="http://schemas.openxmlformats.org/drawingml/2006/main" noChangeAspect="1"/>
+            </wp:cNvGraphicFramePr>
+            <a:graphic xmlns:a="http://schemas.openxmlformats.org/drawingml/2006/main">
+              <a:graphicData uri="http://schemas.openxmlformats.org/drawingml/2006/picture">
+                <pic:pic xmlns:pic="http://schemas.openxmlformats.org/drawingml/2006/picture">
+                  <pic:nvPicPr>
+                    <pic:cNvPr id="1001713442" name=""/>
+                    <pic:cNvPicPr/>
+                  </pic:nvPicPr>
+                  <pic:blipFill>
+                    <a:blip r:embed="rId29"/>
+                    <a:stretch>
+                      <a:fillRect/>
+                    </a:stretch>
+                  </pic:blipFill>
+                  <pic:spPr>
+                    <a:xfrm>
+                      <a:off x="0" y="0"/>
+                      <a:ext cx="5731510" cy="3959860"/>
+                    </a:xfrm>
+                    <a:prstGeom prst="rect">
+                      <a:avLst/>
+                    </a:prstGeom>
+                  </pic:spPr>
+                </pic:pic>
+              </a:graphicData>
+            </a:graphic>
+          </wp:inline>
+        </w:drawing>
+      </w:r>
+      <w:r>
+        <w:rPr>
+          <w:color w:val="404040" w:themeColor="text1" w:themeTint="BF"/>
+        </w:rPr>
+        <w:br/>
+      </w:r>
+      <w:r>
+        <w:rPr>
+          <w:color w:val="404040" w:themeColor="text1" w:themeTint="BF"/>
+        </w:rPr>
+        <w:drawing>
+          <wp:inline distT="0" distB="0" distL="0" distR="0" wp14:anchorId="70DEA3F4" wp14:editId="522E0F89">
+            <wp:extent cx="5731510" cy="3544570"/>
+            <wp:effectExtent l="0" t="0" r="2540" b="0"/>
+            <wp:docPr id="221220974" name="Picture 1"/>
+            <wp:cNvGraphicFramePr>
+              <a:graphicFrameLocks xmlns:a="http://schemas.openxmlformats.org/drawingml/2006/main" noChangeAspect="1"/>
+            </wp:cNvGraphicFramePr>
+            <a:graphic xmlns:a="http://schemas.openxmlformats.org/drawingml/2006/main">
+              <a:graphicData uri="http://schemas.openxmlformats.org/drawingml/2006/picture">
+                <pic:pic xmlns:pic="http://schemas.openxmlformats.org/drawingml/2006/picture">
+                  <pic:nvPicPr>
+                    <pic:cNvPr id="221220974" name=""/>
+                    <pic:cNvPicPr/>
+                  </pic:nvPicPr>
+                  <pic:blipFill>
+                    <a:blip r:embed="rId30"/>
+                    <a:stretch>
+                      <a:fillRect/>
+                    </a:stretch>
+                  </pic:blipFill>
+                  <pic:spPr>
+                    <a:xfrm>
+                      <a:off x="0" y="0"/>
+                      <a:ext cx="5731510" cy="3544570"/>
+                    </a:xfrm>
+                    <a:prstGeom prst="rect">
+                      <a:avLst/>
+                    </a:prstGeom>
+                  </pic:spPr>
+                </pic:pic>
+              </a:graphicData>
+            </a:graphic>
+          </wp:inline>
+        </w:drawing>
+      </w:r>
+      <w:r>
+        <w:rPr>
+          <w:color w:val="404040" w:themeColor="text1" w:themeTint="BF"/>
+        </w:rPr>
+        <w:br/>
+      </w:r>
+      <w:r>
+        <w:rPr>
+          <w:color w:val="404040" w:themeColor="text1" w:themeTint="BF"/>
+        </w:rPr>
+        <w:lastRenderedPageBreak/>
+        <w:drawing>
+          <wp:inline distT="0" distB="0" distL="0" distR="0" wp14:anchorId="57723B85" wp14:editId="3AC6C09B">
+            <wp:extent cx="5731510" cy="3811905"/>
+            <wp:effectExtent l="0" t="0" r="2540" b="0"/>
+            <wp:docPr id="1611223072" name="Picture 1"/>
+            <wp:cNvGraphicFramePr>
+              <a:graphicFrameLocks xmlns:a="http://schemas.openxmlformats.org/drawingml/2006/main" noChangeAspect="1"/>
+            </wp:cNvGraphicFramePr>
+            <a:graphic xmlns:a="http://schemas.openxmlformats.org/drawingml/2006/main">
+              <a:graphicData uri="http://schemas.openxmlformats.org/drawingml/2006/picture">
+                <pic:pic xmlns:pic="http://schemas.openxmlformats.org/drawingml/2006/picture">
+                  <pic:nvPicPr>
+                    <pic:cNvPr id="1611223072" name=""/>
+                    <pic:cNvPicPr/>
+                  </pic:nvPicPr>
+                  <pic:blipFill>
+                    <a:blip r:embed="rId31"/>
+                    <a:stretch>
+                      <a:fillRect/>
+                    </a:stretch>
+                  </pic:blipFill>
+                  <pic:spPr>
+                    <a:xfrm>
+                      <a:off x="0" y="0"/>
+                      <a:ext cx="5731510" cy="3811905"/>
+                    </a:xfrm>
+                    <a:prstGeom prst="rect">
+                      <a:avLst/>
+                    </a:prstGeom>
+                  </pic:spPr>
+                </pic:pic>
+              </a:graphicData>
+            </a:graphic>
+          </wp:inline>
+        </w:drawing>
+      </w:r>
+      <w:r>
+        <w:rPr>
+          <w:color w:val="404040" w:themeColor="text1" w:themeTint="BF"/>
+        </w:rPr>
+        <w:br/>
+      </w:r>
+      <w:r>
+        <w:rPr>
+          <w:color w:val="404040" w:themeColor="text1" w:themeTint="BF"/>
+        </w:rPr>
+        <w:drawing>
+          <wp:inline distT="0" distB="0" distL="0" distR="0" wp14:anchorId="01EF4224" wp14:editId="2C6EDB5C">
+            <wp:extent cx="5731510" cy="2832100"/>
+            <wp:effectExtent l="0" t="0" r="2540" b="6350"/>
+            <wp:docPr id="96944013" name="Picture 1"/>
+            <wp:cNvGraphicFramePr>
+              <a:graphicFrameLocks xmlns:a="http://schemas.openxmlformats.org/drawingml/2006/main" noChangeAspect="1"/>
+            </wp:cNvGraphicFramePr>
+            <a:graphic xmlns:a="http://schemas.openxmlformats.org/drawingml/2006/main">
+              <a:graphicData uri="http://schemas.openxmlformats.org/drawingml/2006/picture">
+                <pic:pic xmlns:pic="http://schemas.openxmlformats.org/drawingml/2006/picture">
+                  <pic:nvPicPr>
+                    <pic:cNvPr id="96944013" name=""/>
+                    <pic:cNvPicPr/>
+                  </pic:nvPicPr>
+                  <pic:blipFill>
+                    <a:blip r:embed="rId32"/>
+                    <a:stretch>
+                      <a:fillRect/>
+                    </a:stretch>
+                  </pic:blipFill>
+                  <pic:spPr>
+                    <a:xfrm>
+                      <a:off x="0" y="0"/>
+                      <a:ext cx="5731510" cy="2832100"/>
+                    </a:xfrm>
+                    <a:prstGeom prst="rect">
+                      <a:avLst/>
+                    </a:prstGeom>
+                  </pic:spPr>
+                </pic:pic>
+              </a:graphicData>
+            </a:graphic>
+          </wp:inline>
+        </w:drawing>
+      </w:r>
+      <w:r>
+        <w:rPr>
+          <w:color w:val="404040" w:themeColor="text1" w:themeTint="BF"/>
+        </w:rPr>
+        <w:br/>
+      </w:r>
+      <w:r>
+        <w:rPr>
+          <w:color w:val="404040" w:themeColor="text1" w:themeTint="BF"/>
+        </w:rPr>
+        <w:lastRenderedPageBreak/>
+        <w:drawing>
+          <wp:inline distT="0" distB="0" distL="0" distR="0" wp14:anchorId="28BB3A83" wp14:editId="723B1E73">
+            <wp:extent cx="5731510" cy="2633345"/>
+            <wp:effectExtent l="0" t="0" r="2540" b="0"/>
+            <wp:docPr id="1477373548" name="Picture 1"/>
+            <wp:cNvGraphicFramePr>
+              <a:graphicFrameLocks xmlns:a="http://schemas.openxmlformats.org/drawingml/2006/main" noChangeAspect="1"/>
+            </wp:cNvGraphicFramePr>
+            <a:graphic xmlns:a="http://schemas.openxmlformats.org/drawingml/2006/main">
+              <a:graphicData uri="http://schemas.openxmlformats.org/drawingml/2006/picture">
+                <pic:pic xmlns:pic="http://schemas.openxmlformats.org/drawingml/2006/picture">
+                  <pic:nvPicPr>
+                    <pic:cNvPr id="1477373548" name=""/>
+                    <pic:cNvPicPr/>
+                  </pic:nvPicPr>
+                  <pic:blipFill>
+                    <a:blip r:embed="rId33"/>
+                    <a:stretch>
+                      <a:fillRect/>
+                    </a:stretch>
+                  </pic:blipFill>
+                  <pic:spPr>
+                    <a:xfrm>
+                      <a:off x="0" y="0"/>
+                      <a:ext cx="5731510" cy="2633345"/>
+                    </a:xfrm>
+                    <a:prstGeom prst="rect">
+                      <a:avLst/>
+                    </a:prstGeom>
+                  </pic:spPr>
+                </pic:pic>
+              </a:graphicData>
+            </a:graphic>
+          </wp:inline>
+        </w:drawing>
       </w:r>
     </w:p>
     <w:p>
@@ -3373,7 +4149,245 @@
         <w:rPr>
           <w:color w:val="404040" w:themeColor="text1" w:themeTint="BF"/>
         </w:rPr>
-        <w:t>A</w:t>
+        <w:t>Create the EKS managed node group</w:t>
+      </w:r>
+      <w:r>
+        <w:rPr>
+          <w:color w:val="404040" w:themeColor="text1" w:themeTint="BF"/>
+        </w:rPr>
+        <w:t>:</w:t>
+      </w:r>
+      <w:r>
+        <w:rPr>
+          <w:color w:val="404040" w:themeColor="text1" w:themeTint="BF"/>
+        </w:rPr>
+        <w:br/>
+      </w:r>
+      <w:r>
+        <w:rPr>
+          <w:color w:val="404040" w:themeColor="text1" w:themeTint="BF"/>
+        </w:rPr>
+        <w:drawing>
+          <wp:inline distT="0" distB="0" distL="0" distR="0" wp14:anchorId="152BD450" wp14:editId="71DCF90A">
+            <wp:extent cx="5731510" cy="2658745"/>
+            <wp:effectExtent l="0" t="0" r="2540" b="8255"/>
+            <wp:docPr id="997826088" name="Picture 1"/>
+            <wp:cNvGraphicFramePr>
+              <a:graphicFrameLocks xmlns:a="http://schemas.openxmlformats.org/drawingml/2006/main" noChangeAspect="1"/>
+            </wp:cNvGraphicFramePr>
+            <a:graphic xmlns:a="http://schemas.openxmlformats.org/drawingml/2006/main">
+              <a:graphicData uri="http://schemas.openxmlformats.org/drawingml/2006/picture">
+                <pic:pic xmlns:pic="http://schemas.openxmlformats.org/drawingml/2006/picture">
+                  <pic:nvPicPr>
+                    <pic:cNvPr id="997826088" name=""/>
+                    <pic:cNvPicPr/>
+                  </pic:nvPicPr>
+                  <pic:blipFill>
+                    <a:blip r:embed="rId34"/>
+                    <a:stretch>
+                      <a:fillRect/>
+                    </a:stretch>
+                  </pic:blipFill>
+                  <pic:spPr>
+                    <a:xfrm>
+                      <a:off x="0" y="0"/>
+                      <a:ext cx="5731510" cy="2658745"/>
+                    </a:xfrm>
+                    <a:prstGeom prst="rect">
+                      <a:avLst/>
+                    </a:prstGeom>
+                  </pic:spPr>
+                </pic:pic>
+              </a:graphicData>
+            </a:graphic>
+          </wp:inline>
+        </w:drawing>
+      </w:r>
+      <w:r>
+        <w:rPr>
+          <w:color w:val="404040" w:themeColor="text1" w:themeTint="BF"/>
+        </w:rPr>
+        <w:br/>
+      </w:r>
+      <w:r>
+        <w:rPr>
+          <w:color w:val="404040" w:themeColor="text1" w:themeTint="BF"/>
+        </w:rPr>
+        <w:drawing>
+          <wp:inline distT="0" distB="0" distL="0" distR="0" wp14:anchorId="6241C1B6" wp14:editId="776839C3">
+            <wp:extent cx="5731510" cy="2681605"/>
+            <wp:effectExtent l="0" t="0" r="2540" b="4445"/>
+            <wp:docPr id="1498468076" name="Picture 1"/>
+            <wp:cNvGraphicFramePr>
+              <a:graphicFrameLocks xmlns:a="http://schemas.openxmlformats.org/drawingml/2006/main" noChangeAspect="1"/>
+            </wp:cNvGraphicFramePr>
+            <a:graphic xmlns:a="http://schemas.openxmlformats.org/drawingml/2006/main">
+              <a:graphicData uri="http://schemas.openxmlformats.org/drawingml/2006/picture">
+                <pic:pic xmlns:pic="http://schemas.openxmlformats.org/drawingml/2006/picture">
+                  <pic:nvPicPr>
+                    <pic:cNvPr id="1498468076" name=""/>
+                    <pic:cNvPicPr/>
+                  </pic:nvPicPr>
+                  <pic:blipFill>
+                    <a:blip r:embed="rId35"/>
+                    <a:stretch>
+                      <a:fillRect/>
+                    </a:stretch>
+                  </pic:blipFill>
+                  <pic:spPr>
+                    <a:xfrm>
+                      <a:off x="0" y="0"/>
+                      <a:ext cx="5731510" cy="2681605"/>
+                    </a:xfrm>
+                    <a:prstGeom prst="rect">
+                      <a:avLst/>
+                    </a:prstGeom>
+                  </pic:spPr>
+                </pic:pic>
+              </a:graphicData>
+            </a:graphic>
+          </wp:inline>
+        </w:drawing>
+      </w:r>
+      <w:r>
+        <w:rPr>
+          <w:color w:val="404040" w:themeColor="text1" w:themeTint="BF"/>
+        </w:rPr>
+        <w:br/>
+      </w:r>
+      <w:r>
+        <w:rPr>
+          <w:color w:val="404040" w:themeColor="text1" w:themeTint="BF"/>
+        </w:rPr>
+        <w:lastRenderedPageBreak/>
+        <w:drawing>
+          <wp:inline distT="0" distB="0" distL="0" distR="0" wp14:anchorId="19EB78A5" wp14:editId="7500F1D3">
+            <wp:extent cx="5731510" cy="3645535"/>
+            <wp:effectExtent l="0" t="0" r="2540" b="0"/>
+            <wp:docPr id="1438421988" name="Picture 1"/>
+            <wp:cNvGraphicFramePr>
+              <a:graphicFrameLocks xmlns:a="http://schemas.openxmlformats.org/drawingml/2006/main" noChangeAspect="1"/>
+            </wp:cNvGraphicFramePr>
+            <a:graphic xmlns:a="http://schemas.openxmlformats.org/drawingml/2006/main">
+              <a:graphicData uri="http://schemas.openxmlformats.org/drawingml/2006/picture">
+                <pic:pic xmlns:pic="http://schemas.openxmlformats.org/drawingml/2006/picture">
+                  <pic:nvPicPr>
+                    <pic:cNvPr id="1438421988" name=""/>
+                    <pic:cNvPicPr/>
+                  </pic:nvPicPr>
+                  <pic:blipFill>
+                    <a:blip r:embed="rId36"/>
+                    <a:stretch>
+                      <a:fillRect/>
+                    </a:stretch>
+                  </pic:blipFill>
+                  <pic:spPr>
+                    <a:xfrm>
+                      <a:off x="0" y="0"/>
+                      <a:ext cx="5731510" cy="3645535"/>
+                    </a:xfrm>
+                    <a:prstGeom prst="rect">
+                      <a:avLst/>
+                    </a:prstGeom>
+                  </pic:spPr>
+                </pic:pic>
+              </a:graphicData>
+            </a:graphic>
+          </wp:inline>
+        </w:drawing>
+      </w:r>
+      <w:r>
+        <w:rPr>
+          <w:color w:val="404040" w:themeColor="text1" w:themeTint="BF"/>
+        </w:rPr>
+        <w:br/>
+      </w:r>
+      <w:r>
+        <w:rPr>
+          <w:color w:val="404040" w:themeColor="text1" w:themeTint="BF"/>
+        </w:rPr>
+        <w:drawing>
+          <wp:inline distT="0" distB="0" distL="0" distR="0" wp14:anchorId="1EC0B1DA" wp14:editId="4CCDDFF3">
+            <wp:extent cx="5731510" cy="1901190"/>
+            <wp:effectExtent l="0" t="0" r="2540" b="3810"/>
+            <wp:docPr id="1237716646" name="Picture 1"/>
+            <wp:cNvGraphicFramePr>
+              <a:graphicFrameLocks xmlns:a="http://schemas.openxmlformats.org/drawingml/2006/main" noChangeAspect="1"/>
+            </wp:cNvGraphicFramePr>
+            <a:graphic xmlns:a="http://schemas.openxmlformats.org/drawingml/2006/main">
+              <a:graphicData uri="http://schemas.openxmlformats.org/drawingml/2006/picture">
+                <pic:pic xmlns:pic="http://schemas.openxmlformats.org/drawingml/2006/picture">
+                  <pic:nvPicPr>
+                    <pic:cNvPr id="1237716646" name=""/>
+                    <pic:cNvPicPr/>
+                  </pic:nvPicPr>
+                  <pic:blipFill>
+                    <a:blip r:embed="rId37"/>
+                    <a:stretch>
+                      <a:fillRect/>
+                    </a:stretch>
+                  </pic:blipFill>
+                  <pic:spPr>
+                    <a:xfrm>
+                      <a:off x="0" y="0"/>
+                      <a:ext cx="5731510" cy="1901190"/>
+                    </a:xfrm>
+                    <a:prstGeom prst="rect">
+                      <a:avLst/>
+                    </a:prstGeom>
+                  </pic:spPr>
+                </pic:pic>
+              </a:graphicData>
+            </a:graphic>
+          </wp:inline>
+        </w:drawing>
+      </w:r>
+      <w:r>
+        <w:rPr>
+          <w:color w:val="404040" w:themeColor="text1" w:themeTint="BF"/>
+        </w:rPr>
+        <w:br/>
+      </w:r>
+      <w:r>
+        <w:rPr>
+          <w:color w:val="404040" w:themeColor="text1" w:themeTint="BF"/>
+        </w:rPr>
+        <w:lastRenderedPageBreak/>
+        <w:drawing>
+          <wp:inline distT="0" distB="0" distL="0" distR="0" wp14:anchorId="5A0CA0E7" wp14:editId="3DC5A507">
+            <wp:extent cx="5731510" cy="3849370"/>
+            <wp:effectExtent l="0" t="0" r="2540" b="0"/>
+            <wp:docPr id="1090503331" name="Picture 1"/>
+            <wp:cNvGraphicFramePr>
+              <a:graphicFrameLocks xmlns:a="http://schemas.openxmlformats.org/drawingml/2006/main" noChangeAspect="1"/>
+            </wp:cNvGraphicFramePr>
+            <a:graphic xmlns:a="http://schemas.openxmlformats.org/drawingml/2006/main">
+              <a:graphicData uri="http://schemas.openxmlformats.org/drawingml/2006/picture">
+                <pic:pic xmlns:pic="http://schemas.openxmlformats.org/drawingml/2006/picture">
+                  <pic:nvPicPr>
+                    <pic:cNvPr id="1090503331" name=""/>
+                    <pic:cNvPicPr/>
+                  </pic:nvPicPr>
+                  <pic:blipFill>
+                    <a:blip r:embed="rId38"/>
+                    <a:stretch>
+                      <a:fillRect/>
+                    </a:stretch>
+                  </pic:blipFill>
+                  <pic:spPr>
+                    <a:xfrm>
+                      <a:off x="0" y="0"/>
+                      <a:ext cx="5731510" cy="3849370"/>
+                    </a:xfrm>
+                    <a:prstGeom prst="rect">
+                      <a:avLst/>
+                    </a:prstGeom>
+                  </pic:spPr>
+                </pic:pic>
+              </a:graphicData>
+            </a:graphic>
+          </wp:inline>
+        </w:drawing>
       </w:r>
     </w:p>
     <w:p>
@@ -3391,7 +4405,65 @@
         <w:rPr>
           <w:color w:val="404040" w:themeColor="text1" w:themeTint="BF"/>
         </w:rPr>
-        <w:t>A</w:t>
+        <w:t>Create helm chart:</w:t>
+      </w:r>
+      <w:r>
+        <w:rPr>
+          <w:color w:val="404040" w:themeColor="text1" w:themeTint="BF"/>
+        </w:rPr>
+        <w:br/>
+      </w:r>
+      <w:r>
+        <w:rPr>
+          <w:color w:val="404040" w:themeColor="text1" w:themeTint="BF"/>
+        </w:rPr>
+        <w:br/>
+      </w:r>
+      <w:r>
+        <w:rPr>
+          <w:color w:val="404040" w:themeColor="text1" w:themeTint="BF"/>
+        </w:rPr>
+        <w:drawing>
+          <wp:inline distT="0" distB="0" distL="0" distR="0" wp14:anchorId="7CCDC6D7" wp14:editId="7D522268">
+            <wp:extent cx="2692538" cy="4045158"/>
+            <wp:effectExtent l="0" t="0" r="0" b="0"/>
+            <wp:docPr id="636998218" name="Picture 1"/>
+            <wp:cNvGraphicFramePr>
+              <a:graphicFrameLocks xmlns:a="http://schemas.openxmlformats.org/drawingml/2006/main" noChangeAspect="1"/>
+            </wp:cNvGraphicFramePr>
+            <a:graphic xmlns:a="http://schemas.openxmlformats.org/drawingml/2006/main">
+              <a:graphicData uri="http://schemas.openxmlformats.org/drawingml/2006/picture">
+                <pic:pic xmlns:pic="http://schemas.openxmlformats.org/drawingml/2006/picture">
+                  <pic:nvPicPr>
+                    <pic:cNvPr id="636998218" name=""/>
+                    <pic:cNvPicPr/>
+                  </pic:nvPicPr>
+                  <pic:blipFill>
+                    <a:blip r:embed="rId39"/>
+                    <a:stretch>
+                      <a:fillRect/>
+                    </a:stretch>
+                  </pic:blipFill>
+                  <pic:spPr>
+                    <a:xfrm>
+                      <a:off x="0" y="0"/>
+                      <a:ext cx="2692538" cy="4045158"/>
+                    </a:xfrm>
+                    <a:prstGeom prst="rect">
+                      <a:avLst/>
+                    </a:prstGeom>
+                  </pic:spPr>
+                </pic:pic>
+              </a:graphicData>
+            </a:graphic>
+          </wp:inline>
+        </w:drawing>
+      </w:r>
+      <w:r>
+        <w:rPr>
+          <w:color w:val="404040" w:themeColor="text1" w:themeTint="BF"/>
+        </w:rPr>
+        <w:br/>
       </w:r>
     </w:p>
     <w:p>
@@ -3402,24 +4474,6 @@
           <w:numId w:val="2"/>
         </w:numPr>
         <w:rPr>
-          <w:color w:val="404040" w:themeColor="text1" w:themeTint="BF"/>
-        </w:rPr>
-      </w:pPr>
-      <w:r>
-        <w:rPr>
-          <w:color w:val="404040" w:themeColor="text1" w:themeTint="BF"/>
-        </w:rPr>
-        <w:t>A</w:t>
-      </w:r>
-    </w:p>
-    <w:p>
-      <w:pPr>
-        <w:pStyle w:val="ListParagraph"/>
-        <w:numPr>
-          <w:ilvl w:val="0"/>
-          <w:numId w:val="2"/>
-        </w:numPr>
-        <w:rPr>
           <w:rStyle w:val="SubtleEmphasis"/>
           <w:i w:val="0"/>
           <w:iCs w:val="0"/>
@@ -3429,7 +4483,56 @@
         <w:rPr>
           <w:color w:val="404040" w:themeColor="text1" w:themeTint="BF"/>
         </w:rPr>
-        <w:t>a</w:t>
+        <w:lastRenderedPageBreak/>
+        <w:t>Output:</w:t>
+      </w:r>
+      <w:r>
+        <w:rPr>
+          <w:color w:val="404040" w:themeColor="text1" w:themeTint="BF"/>
+        </w:rPr>
+        <w:br/>
+      </w:r>
+      <w:r>
+        <w:rPr>
+          <w:noProof/>
+        </w:rPr>
+        <w:drawing>
+          <wp:inline distT="0" distB="0" distL="0" distR="0" wp14:anchorId="68879791" wp14:editId="4501C89C">
+            <wp:extent cx="5731510" cy="2795270"/>
+            <wp:effectExtent l="0" t="0" r="2540" b="5080"/>
+            <wp:docPr id="1188197364" name="Picture 1"/>
+            <wp:cNvGraphicFramePr>
+              <a:graphicFrameLocks xmlns:a="http://schemas.openxmlformats.org/drawingml/2006/main" noChangeAspect="1"/>
+            </wp:cNvGraphicFramePr>
+            <a:graphic xmlns:a="http://schemas.openxmlformats.org/drawingml/2006/main">
+              <a:graphicData uri="http://schemas.openxmlformats.org/drawingml/2006/picture">
+                <pic:pic xmlns:pic="http://schemas.openxmlformats.org/drawingml/2006/picture">
+                  <pic:nvPicPr>
+                    <pic:cNvPr id="1188197364" name="Picture 1"/>
+                    <pic:cNvPicPr>
+                      <a:picLocks noChangeAspect="1"/>
+                    </pic:cNvPicPr>
+                  </pic:nvPicPr>
+                  <pic:blipFill>
+                    <a:blip r:embed="rId40"/>
+                    <a:stretch>
+                      <a:fillRect/>
+                    </a:stretch>
+                  </pic:blipFill>
+                  <pic:spPr>
+                    <a:xfrm>
+                      <a:off x="0" y="0"/>
+                      <a:ext cx="5731510" cy="2795270"/>
+                    </a:xfrm>
+                    <a:prstGeom prst="rect">
+                      <a:avLst/>
+                    </a:prstGeom>
+                  </pic:spPr>
+                </pic:pic>
+              </a:graphicData>
+            </a:graphic>
+          </wp:inline>
+        </w:drawing>
       </w:r>
       <w:r>
         <w:rPr>
